--- a/doc/詩/宋朝/僧志南/僧志南-絕句.docx
+++ b/doc/詩/宋朝/僧志南/僧志南-絕句.docx
@@ -1,6 +1,6 @@
 
 <file path=word/document.xml><?xml version="1.0" encoding="utf-8"?>
-<w:document xmlns:wpc="http://schemas.microsoft.com/office/word/2010/wordprocessingCanvas" xmlns:cx="http://schemas.microsoft.com/office/drawing/2014/chartex" xmlns:cx1="http://schemas.microsoft.com/office/drawing/2015/9/8/chartex" xmlns:cx2="http://schemas.microsoft.com/office/drawing/2015/10/21/chartex" xmlns:cx3="http://schemas.microsoft.com/office/drawing/2016/5/9/chartex" xmlns:cx4="http://schemas.microsoft.com/office/drawing/2016/5/10/chartex" xmlns:cx5="http://schemas.microsoft.com/office/drawing/2016/5/11/chartex" xmlns:cx6="http://schemas.microsoft.com/office/drawing/2016/5/12/chartex" xmlns:cx7="http://schemas.microsoft.com/office/drawing/2016/5/13/chartex" xmlns:cx8="http://schemas.microsoft.com/office/drawing/2016/5/14/chartex" xmlns:mc="http://schemas.openxmlformats.org/markup-compatibility/2006" xmlns:aink="http://schemas.microsoft.com/office/drawing/2016/ink" xmlns:am3d="http://schemas.microsoft.com/office/drawing/2017/model3d" xmlns:o="urn:schemas-microsoft-com:office:office" xmlns:oel="http://schemas.microsoft.com/office/2019/extlst" xmlns:r="http://schemas.openxmlformats.org/officeDocument/2006/relationships" xmlns:m="http://schemas.openxmlformats.org/officeDocument/2006/math" xmlns:v="urn:schemas-microsoft-com:vml" xmlns:wp14="http://schemas.microsoft.com/office/word/2010/wordprocessingDrawing" xmlns:wp="http://schemas.openxmlformats.org/drawingml/2006/wordprocessingDrawing" xmlns:w10="urn:schemas-microsoft-com:office:word" xmlns:w="http://schemas.openxmlformats.org/wordprocessingml/2006/main" xmlns:w14="http://schemas.microsoft.com/office/word/2010/wordml" xmlns:w15="http://schemas.microsoft.com/office/word/2012/wordml" xmlns:w16cex="http://schemas.microsoft.com/office/word/2018/wordml/cex" xmlns:w16cid="http://schemas.microsoft.com/office/word/2016/wordml/cid" xmlns:w16="http://schemas.microsoft.com/office/word/2018/wordml" xmlns:w16du="http://schemas.microsoft.com/office/word/2023/wordml/word16du" xmlns:w16sdtdh="http://schemas.microsoft.com/office/word/2020/wordml/sdtdatahash" xmlns:w16se="http://schemas.microsoft.com/office/word/2015/wordml/symex" xmlns:wpg="http://schemas.microsoft.com/office/word/2010/wordprocessingGroup" xmlns:wpi="http://schemas.microsoft.com/office/word/2010/wordprocessingInk" xmlns:wne="http://schemas.microsoft.com/office/word/2006/wordml" xmlns:wps="http://schemas.microsoft.com/office/word/2010/wordprocessingShape" mc:Ignorable="w14 w15 w16se w16cid w16 w16cex w16sdtdh wp14">
+<w:document xmlns:wpc="http://schemas.microsoft.com/office/word/2010/wordprocessingCanvas" xmlns:cx="http://schemas.microsoft.com/office/drawing/2014/chartex" xmlns:cx1="http://schemas.microsoft.com/office/drawing/2015/9/8/chartex" xmlns:cx2="http://schemas.microsoft.com/office/drawing/2015/10/21/chartex" xmlns:cx3="http://schemas.microsoft.com/office/drawing/2016/5/9/chartex" xmlns:cx4="http://schemas.microsoft.com/office/drawing/2016/5/10/chartex" xmlns:cx5="http://schemas.microsoft.com/office/drawing/2016/5/11/chartex" xmlns:cx6="http://schemas.microsoft.com/office/drawing/2016/5/12/chartex" xmlns:cx7="http://schemas.microsoft.com/office/drawing/2016/5/13/chartex" xmlns:cx8="http://schemas.microsoft.com/office/drawing/2016/5/14/chartex" xmlns:mc="http://schemas.openxmlformats.org/markup-compatibility/2006" xmlns:aink="http://schemas.microsoft.com/office/drawing/2016/ink" xmlns:am3d="http://schemas.microsoft.com/office/drawing/2017/model3d" xmlns:o="urn:schemas-microsoft-com:office:office" xmlns:r="http://schemas.openxmlformats.org/officeDocument/2006/relationships" xmlns:m="http://schemas.openxmlformats.org/officeDocument/2006/math" xmlns:v="urn:schemas-microsoft-com:vml" xmlns:wp14="http://schemas.microsoft.com/office/word/2010/wordprocessingDrawing" xmlns:wp="http://schemas.openxmlformats.org/drawingml/2006/wordprocessingDrawing" xmlns:w10="urn:schemas-microsoft-com:office:word" xmlns:w="http://schemas.openxmlformats.org/wordprocessingml/2006/main" xmlns:w14="http://schemas.microsoft.com/office/word/2010/wordml" xmlns:w15="http://schemas.microsoft.com/office/word/2012/wordml" xmlns:w16cex="http://schemas.microsoft.com/office/word/2018/wordml/cex" xmlns:w16cid="http://schemas.microsoft.com/office/word/2016/wordml/cid" xmlns:w16="http://schemas.microsoft.com/office/word/2018/wordml" xmlns:w16sdtdh="http://schemas.microsoft.com/office/word/2020/wordml/sdtdatahash" xmlns:w16se="http://schemas.microsoft.com/office/word/2015/wordml/symex" xmlns:wpg="http://schemas.microsoft.com/office/word/2010/wordprocessingGroup" xmlns:wpi="http://schemas.microsoft.com/office/word/2010/wordprocessingInk" xmlns:wne="http://schemas.microsoft.com/office/word/2006/wordml" xmlns:wps="http://schemas.microsoft.com/office/word/2010/wordprocessingShape" mc:Ignorable="w14 w15 w16se w16cid w16 w16cex w16sdtdh wp14">
   <w:body>
     <w:p>
       <w:pPr>
@@ -53,7 +53,7 @@
           <w:sz w:val="44"/>
           <w:szCs w:val="44"/>
         </w:rPr>
-        <w:t xml:space="preserve">               </w:t>
+        <w:t xml:space="preserve">             </w:t>
       </w:r>
       <w:r>
         <w:rPr>
@@ -193,6 +193,9 @@
       <w:pPr>
         <w:spacing w:beforeLines="100" w:before="240" w:afterLines="50" w:after="120" w:line="400" w:lineRule="exact"/>
         <w:ind w:left="0" w:right="0" w:firstLine="0"/>
+        <w:rPr>
+          <w:rFonts w:hint="eastAsia"/>
+        </w:rPr>
       </w:pPr>
       <w:r>
         <w:rPr>
@@ -208,107 +211,47 @@
         <w:spacing w:after="0" w:line="480" w:lineRule="exact"/>
         <w:ind w:left="0" w:right="0" w:firstLine="0"/>
         <w:rPr>
-          <w:spacing w:val="-10"/>
-          <w:szCs w:val="28"/>
-        </w:rPr>
-      </w:pPr>
-      <w:r>
-        <w:rPr>
-          <w:rFonts w:hint="eastAsia"/>
-          <w:spacing w:val="-10"/>
-          <w:szCs w:val="28"/>
-        </w:rPr>
-        <w:t>我在高大的</w:t>
-      </w:r>
-      <w:proofErr w:type="gramStart"/>
-      <w:r>
-        <w:rPr>
-          <w:rFonts w:hint="eastAsia"/>
-          <w:spacing w:val="-10"/>
-          <w:szCs w:val="28"/>
-        </w:rPr>
-        <w:t>古樹</w:t>
-      </w:r>
-      <w:r>
-        <w:rPr>
-          <w:rFonts w:hint="eastAsia"/>
-          <w:spacing w:val="-10"/>
-          <w:szCs w:val="28"/>
-        </w:rPr>
-        <w:t>樹蔭</w:t>
-      </w:r>
-      <w:r>
-        <w:rPr>
-          <w:rFonts w:hint="eastAsia"/>
-          <w:spacing w:val="-10"/>
-          <w:szCs w:val="28"/>
-        </w:rPr>
-        <w:t>下拴好</w:t>
-      </w:r>
-      <w:proofErr w:type="gramEnd"/>
-      <w:r>
-        <w:rPr>
-          <w:rFonts w:hint="eastAsia"/>
-          <w:spacing w:val="-10"/>
-          <w:szCs w:val="28"/>
-        </w:rPr>
-        <w:t>了小船；</w:t>
-      </w:r>
-      <w:r>
-        <w:rPr>
-          <w:rFonts w:hint="eastAsia"/>
-          <w:b/>
-          <w:bCs/>
-          <w:spacing w:val="-10"/>
-          <w:szCs w:val="28"/>
-        </w:rPr>
-        <w:t>拄</w:t>
-      </w:r>
-      <w:r>
-        <w:rPr>
-          <w:rFonts w:hint="eastAsia"/>
-          <w:b/>
-          <w:bCs/>
-          <w:spacing w:val="-10"/>
-          <w:szCs w:val="28"/>
-        </w:rPr>
-        <w:t>著</w:t>
-      </w:r>
-      <w:proofErr w:type="gramStart"/>
-      <w:r>
-        <w:rPr>
-          <w:rFonts w:hint="eastAsia"/>
-          <w:spacing w:val="-10"/>
-          <w:szCs w:val="28"/>
-        </w:rPr>
-        <w:t>柺</w:t>
-      </w:r>
-      <w:proofErr w:type="gramEnd"/>
-      <w:r>
-        <w:rPr>
-          <w:rFonts w:hint="eastAsia"/>
-          <w:spacing w:val="-10"/>
-          <w:szCs w:val="28"/>
-        </w:rPr>
-        <w:t>杖，走過小橋，</w:t>
-      </w:r>
-      <w:r>
-        <w:rPr>
-          <w:rFonts w:hint="eastAsia"/>
-          <w:b/>
-          <w:bCs/>
-          <w:spacing w:val="-10"/>
-          <w:szCs w:val="28"/>
-        </w:rPr>
-        <w:t>恣意</w:t>
-      </w:r>
-      <w:r>
-        <w:rPr>
-          <w:rFonts w:hint="eastAsia"/>
-          <w:spacing w:val="-10"/>
-          <w:szCs w:val="28"/>
-        </w:rPr>
-        <w:t>欣賞這美麗的春光。</w:t>
+          <w:szCs w:val="28"/>
+        </w:rPr>
+      </w:pPr>
+      <w:r>
+        <w:rPr>
+          <w:rFonts w:hint="eastAsia"/>
+          <w:szCs w:val="28"/>
+        </w:rPr>
+        <w:t>在古老樹木的陰涼濃密處，</w:t>
+      </w:r>
+      <w:proofErr w:type="gramStart"/>
+      <w:r>
+        <w:rPr>
+          <w:rFonts w:hint="eastAsia"/>
+          <w:szCs w:val="28"/>
+        </w:rPr>
+        <w:t>繫</w:t>
+      </w:r>
+      <w:proofErr w:type="gramEnd"/>
+      <w:r>
+        <w:rPr>
+          <w:rFonts w:hint="eastAsia"/>
+          <w:szCs w:val="28"/>
+        </w:rPr>
+        <w:t>好我乘坐的小船；我手拄著</w:t>
+      </w:r>
+      <w:proofErr w:type="gramStart"/>
+      <w:r>
+        <w:rPr>
+          <w:rFonts w:hint="eastAsia"/>
+          <w:szCs w:val="28"/>
+        </w:rPr>
+        <w:t>藜莖做</w:t>
+      </w:r>
+      <w:proofErr w:type="gramEnd"/>
+      <w:r>
+        <w:rPr>
+          <w:rFonts w:hint="eastAsia"/>
+          <w:szCs w:val="28"/>
+        </w:rPr>
+        <w:t>的拐杖，在它的支撐下走過小橋，向橋的東邊漫步而去。</w:t>
       </w:r>
     </w:p>
     <w:p>
@@ -316,114 +259,16 @@
         <w:spacing w:after="0" w:line="480" w:lineRule="exact"/>
         <w:ind w:left="0" w:right="0" w:firstLine="0"/>
         <w:rPr>
-          <w:szCs w:val="28"/>
-        </w:rPr>
-      </w:pPr>
-      <w:r>
-        <w:rPr>
-          <w:rFonts w:hint="eastAsia"/>
-          <w:szCs w:val="28"/>
-        </w:rPr>
-        <w:t>絲絲細雨，淋不</w:t>
-      </w:r>
-      <w:proofErr w:type="gramStart"/>
-      <w:r>
-        <w:rPr>
-          <w:rFonts w:hint="eastAsia"/>
-          <w:szCs w:val="28"/>
-        </w:rPr>
-        <w:t>溼</w:t>
-      </w:r>
-      <w:proofErr w:type="gramEnd"/>
-      <w:r>
-        <w:rPr>
-          <w:rFonts w:hint="eastAsia"/>
-          <w:szCs w:val="28"/>
-        </w:rPr>
-        <w:t>我的衣衫；它飄灑在豔麗的杏花上，使花兒更加燦爛。陣陣微風，吹</w:t>
-      </w:r>
-      <w:r>
-        <w:rPr>
-          <w:rFonts w:hint="eastAsia"/>
-          <w:szCs w:val="28"/>
-        </w:rPr>
-        <w:t>著</w:t>
-      </w:r>
-      <w:r>
-        <w:rPr>
-          <w:rFonts w:hint="eastAsia"/>
-          <w:szCs w:val="28"/>
-        </w:rPr>
-        <w:t>我的臉</w:t>
-      </w:r>
-      <w:r>
-        <w:rPr>
-          <w:rFonts w:hint="eastAsia"/>
-          <w:szCs w:val="28"/>
-        </w:rPr>
-        <w:t>，並</w:t>
-      </w:r>
-      <w:r>
-        <w:rPr>
-          <w:rFonts w:hint="eastAsia"/>
-          <w:szCs w:val="28"/>
-        </w:rPr>
-        <w:t>不使人感到寒</w:t>
-      </w:r>
-      <w:r>
-        <w:rPr>
-          <w:rFonts w:hint="eastAsia"/>
-          <w:szCs w:val="28"/>
-        </w:rPr>
-        <w:t>冷</w:t>
-      </w:r>
-      <w:r>
-        <w:rPr>
-          <w:rFonts w:hint="eastAsia"/>
-          <w:szCs w:val="28"/>
-        </w:rPr>
-        <w:t>；它舞動</w:t>
-      </w:r>
-      <w:r>
-        <w:rPr>
-          <w:rFonts w:hint="eastAsia"/>
-          <w:szCs w:val="28"/>
-        </w:rPr>
-        <w:t>著</w:t>
-      </w:r>
-      <w:r>
-        <w:rPr>
-          <w:rFonts w:hint="eastAsia"/>
-          <w:szCs w:val="28"/>
-        </w:rPr>
-        <w:t>嫩綠細長的柳條，格外</w:t>
-      </w:r>
-      <w:r>
-        <w:rPr>
-          <w:rFonts w:hint="eastAsia"/>
-          <w:b/>
-          <w:bCs/>
-          <w:szCs w:val="28"/>
-        </w:rPr>
-        <w:t>輕</w:t>
-      </w:r>
-      <w:proofErr w:type="gramStart"/>
-      <w:r>
-        <w:rPr>
-          <w:rFonts w:hint="eastAsia"/>
-          <w:b/>
-          <w:bCs/>
-          <w:szCs w:val="28"/>
-        </w:rPr>
-        <w:t>颺</w:t>
-      </w:r>
-      <w:proofErr w:type="gramEnd"/>
-      <w:r>
-        <w:rPr>
-          <w:rFonts w:hint="eastAsia"/>
-          <w:szCs w:val="28"/>
-        </w:rPr>
-        <w:t>。</w:t>
+          <w:rFonts w:hint="eastAsia"/>
+          <w:szCs w:val="28"/>
+        </w:rPr>
+      </w:pPr>
+      <w:r>
+        <w:rPr>
+          <w:rFonts w:hint="eastAsia"/>
+          <w:szCs w:val="28"/>
+        </w:rPr>
+        <w:t>這時，天空下起了綿綿細雨，雖然沾濕了衣服，卻讓人感到格外的清爽舒適，這便是打落在杏花上的春雨；迎面吹來的微風，帶著楊柳的綠意，不僅絲毫沒有寒意，反而讓人覺得無比溫柔。</w:t>
       </w:r>
     </w:p>
     <w:p>
@@ -452,8 +297,8 @@
           <w:ilvl w:val="0"/>
           <w:numId w:val="30"/>
         </w:numPr>
-        <w:spacing w:after="0" w:line="460" w:lineRule="exact"/>
-        <w:ind w:leftChars="0" w:right="0"/>
+        <w:spacing w:after="0" w:line="480" w:lineRule="exact"/>
+        <w:ind w:leftChars="0" w:left="284" w:right="0" w:hanging="301"/>
         <w:rPr>
           <w:szCs w:val="28"/>
         </w:rPr>
@@ -471,24 +316,13 @@
       <w:proofErr w:type="gramEnd"/>
       <w:r>
         <w:rPr>
-          <w:szCs w:val="28"/>
-        </w:rPr>
-        <w:t>：</w:t>
-      </w:r>
-    </w:p>
-    <w:p>
-      <w:pPr>
-        <w:pStyle w:val="a9"/>
-        <w:numPr>
-          <w:ilvl w:val="0"/>
-          <w:numId w:val="33"/>
-        </w:numPr>
-        <w:spacing w:after="0" w:line="460" w:lineRule="exact"/>
-        <w:ind w:leftChars="0" w:right="0"/>
-        <w:rPr>
-          <w:szCs w:val="28"/>
-        </w:rPr>
-      </w:pPr>
+          <w:rFonts w:hint="eastAsia"/>
+          <w:color w:val="0F0F0F"/>
+          <w:sz w:val="30"/>
+          <w:szCs w:val="30"/>
+        </w:rPr>
+        <w:t>（</w:t>
+      </w:r>
       <w:proofErr w:type="gramStart"/>
       <w:r>
         <w:rPr>
@@ -497,285 +331,46 @@
           <w:sz w:val="16"/>
           <w:szCs w:val="16"/>
         </w:rPr>
-        <w:t>ㄒㄧˋ</w:t>
-      </w:r>
-      <w:proofErr w:type="gramEnd"/>
-    </w:p>
-    <w:p>
-      <w:pPr>
-        <w:spacing w:after="0" w:line="460" w:lineRule="exact"/>
-        <w:ind w:leftChars="171" w:left="489" w:right="0"/>
-        <w:rPr>
-          <w:szCs w:val="28"/>
-        </w:rPr>
-      </w:pPr>
-      <w:proofErr w:type="gramStart"/>
-      <w:r>
-        <w:rPr>
-          <w:rFonts w:hint="eastAsia"/>
-          <w:szCs w:val="28"/>
-        </w:rPr>
-        <w:t>聯綴、</w:t>
-      </w:r>
-      <w:proofErr w:type="gramEnd"/>
-      <w:r>
-        <w:rPr>
-          <w:rFonts w:hint="eastAsia"/>
-          <w:szCs w:val="28"/>
-        </w:rPr>
-        <w:t>連接。如：「聯繫」、「維繫」。</w:t>
-      </w:r>
-    </w:p>
-    <w:p>
-      <w:pPr>
-        <w:spacing w:after="0" w:line="460" w:lineRule="exact"/>
-        <w:ind w:leftChars="171" w:left="489" w:right="0"/>
-        <w:rPr>
-          <w:szCs w:val="28"/>
-        </w:rPr>
-      </w:pPr>
-      <w:r>
-        <w:rPr>
-          <w:rFonts w:hint="eastAsia"/>
-          <w:szCs w:val="28"/>
-        </w:rPr>
-        <w:t>拴住、捆綁。如：「</w:t>
-      </w:r>
-      <w:proofErr w:type="gramStart"/>
-      <w:r>
-        <w:rPr>
-          <w:rFonts w:hint="eastAsia"/>
-          <w:szCs w:val="28"/>
-        </w:rPr>
-        <w:t>繫</w:t>
-      </w:r>
-      <w:proofErr w:type="gramEnd"/>
-      <w:r>
-        <w:rPr>
-          <w:rFonts w:hint="eastAsia"/>
-          <w:szCs w:val="28"/>
-        </w:rPr>
-        <w:t>馬」、「</w:t>
-      </w:r>
-      <w:proofErr w:type="gramStart"/>
-      <w:r>
-        <w:rPr>
-          <w:rFonts w:hint="eastAsia"/>
-          <w:szCs w:val="28"/>
-        </w:rPr>
-        <w:t>繫</w:t>
-      </w:r>
-      <w:proofErr w:type="gramEnd"/>
-      <w:r>
-        <w:rPr>
-          <w:rFonts w:hint="eastAsia"/>
-          <w:szCs w:val="28"/>
-        </w:rPr>
-        <w:t>頸」、「</w:t>
-      </w:r>
-      <w:proofErr w:type="gramStart"/>
-      <w:r>
-        <w:rPr>
-          <w:rFonts w:hint="eastAsia"/>
-          <w:szCs w:val="28"/>
-        </w:rPr>
-        <w:t>繫</w:t>
-      </w:r>
-      <w:proofErr w:type="gramEnd"/>
-      <w:r>
-        <w:rPr>
-          <w:rFonts w:hint="eastAsia"/>
-          <w:szCs w:val="28"/>
-        </w:rPr>
-        <w:t>足」。</w:t>
-      </w:r>
-    </w:p>
-    <w:p>
-      <w:pPr>
-        <w:spacing w:after="0" w:line="460" w:lineRule="exact"/>
-        <w:ind w:leftChars="171" w:left="489" w:right="0"/>
-        <w:rPr>
-          <w:szCs w:val="28"/>
-        </w:rPr>
-      </w:pPr>
-      <w:r>
-        <w:rPr>
-          <w:rFonts w:hint="eastAsia"/>
-          <w:szCs w:val="28"/>
-        </w:rPr>
-        <w:t>牽掛。如：「繫念」、「繫懷」。</w:t>
-      </w:r>
-    </w:p>
-    <w:p>
-      <w:pPr>
-        <w:pStyle w:val="a9"/>
-        <w:spacing w:after="0" w:line="460" w:lineRule="exact"/>
-        <w:ind w:leftChars="0" w:left="463" w:right="0" w:firstLine="0"/>
-        <w:rPr>
-          <w:szCs w:val="28"/>
-        </w:rPr>
-      </w:pPr>
-      <w:r>
-        <w:rPr>
-          <w:rFonts w:hint="eastAsia"/>
-          <w:szCs w:val="28"/>
-        </w:rPr>
-        <w:t>捕捉、監禁。如：「</w:t>
-      </w:r>
-      <w:proofErr w:type="gramStart"/>
-      <w:r>
-        <w:rPr>
-          <w:rFonts w:hint="eastAsia"/>
-          <w:szCs w:val="28"/>
-        </w:rPr>
-        <w:t>繫</w:t>
-      </w:r>
-      <w:proofErr w:type="gramEnd"/>
-      <w:r>
-        <w:rPr>
-          <w:rFonts w:hint="eastAsia"/>
-          <w:szCs w:val="28"/>
-        </w:rPr>
-        <w:t>俘」、「</w:t>
-      </w:r>
-      <w:proofErr w:type="gramStart"/>
-      <w:r>
-        <w:rPr>
-          <w:rFonts w:hint="eastAsia"/>
-          <w:szCs w:val="28"/>
-        </w:rPr>
-        <w:t>繫</w:t>
-      </w:r>
-      <w:proofErr w:type="gramEnd"/>
-      <w:r>
-        <w:rPr>
-          <w:rFonts w:hint="eastAsia"/>
-          <w:szCs w:val="28"/>
-        </w:rPr>
-        <w:t>囚」、「</w:t>
-      </w:r>
-      <w:proofErr w:type="gramStart"/>
-      <w:r>
-        <w:rPr>
-          <w:rFonts w:hint="eastAsia"/>
-          <w:szCs w:val="28"/>
-        </w:rPr>
-        <w:t>繫</w:t>
-      </w:r>
-      <w:proofErr w:type="gramEnd"/>
-      <w:r>
-        <w:rPr>
-          <w:rFonts w:hint="eastAsia"/>
-          <w:szCs w:val="28"/>
-        </w:rPr>
-        <w:t>獄」。</w:t>
-      </w:r>
-    </w:p>
-    <w:p>
-      <w:pPr>
-        <w:pStyle w:val="a9"/>
-        <w:numPr>
-          <w:ilvl w:val="0"/>
-          <w:numId w:val="33"/>
-        </w:numPr>
-        <w:spacing w:after="0" w:line="460" w:lineRule="exact"/>
-        <w:ind w:leftChars="0" w:right="0"/>
-        <w:rPr>
-          <w:color w:val="auto"/>
-          <w:szCs w:val="28"/>
-        </w:rPr>
-      </w:pPr>
-      <w:proofErr w:type="gramStart"/>
-      <w:r>
-        <w:rPr>
-          <w:rFonts w:hint="eastAsia"/>
-          <w:color w:val="FF0000"/>
-          <w:sz w:val="16"/>
-          <w:szCs w:val="16"/>
-        </w:rPr>
         <w:t>ㄐㄧˋ</w:t>
       </w:r>
       <w:proofErr w:type="gramEnd"/>
-    </w:p>
-    <w:p>
-      <w:pPr>
-        <w:spacing w:after="0" w:line="460" w:lineRule="exact"/>
-        <w:ind w:leftChars="171" w:left="489" w:right="0"/>
-        <w:rPr>
-          <w:szCs w:val="28"/>
-        </w:rPr>
-      </w:pPr>
-      <w:r>
-        <w:rPr>
-          <w:rFonts w:hint="eastAsia"/>
-          <w:szCs w:val="28"/>
-        </w:rPr>
-        <w:t>綁、打結。如：「</w:t>
-      </w:r>
-      <w:proofErr w:type="gramStart"/>
-      <w:r>
-        <w:rPr>
-          <w:rFonts w:hint="eastAsia"/>
-          <w:szCs w:val="28"/>
-        </w:rPr>
-        <w:t>繫</w:t>
-      </w:r>
-      <w:proofErr w:type="gramEnd"/>
-      <w:r>
-        <w:rPr>
-          <w:rFonts w:hint="eastAsia"/>
-          <w:szCs w:val="28"/>
-        </w:rPr>
-        <w:t>鞋帶」、「</w:t>
-      </w:r>
-      <w:proofErr w:type="gramStart"/>
-      <w:r>
-        <w:rPr>
-          <w:rFonts w:hint="eastAsia"/>
-          <w:szCs w:val="28"/>
-        </w:rPr>
-        <w:t>繫</w:t>
-      </w:r>
-      <w:proofErr w:type="gramEnd"/>
-      <w:r>
-        <w:rPr>
-          <w:rFonts w:hint="eastAsia"/>
-          <w:szCs w:val="28"/>
-        </w:rPr>
-        <w:t>領帶」。</w:t>
-      </w:r>
-    </w:p>
-    <w:p>
-      <w:pPr>
-        <w:pStyle w:val="a9"/>
-        <w:spacing w:after="0" w:line="460" w:lineRule="exact"/>
-        <w:ind w:leftChars="0" w:left="463" w:right="0" w:firstLine="0"/>
-        <w:rPr>
-          <w:szCs w:val="28"/>
-        </w:rPr>
-      </w:pPr>
-      <w:r>
-        <w:rPr>
-          <w:rFonts w:hint="eastAsia"/>
-          <w:szCs w:val="28"/>
-        </w:rPr>
-        <w:t>佩、戴。如：「她胸前</w:t>
-      </w:r>
-      <w:proofErr w:type="gramStart"/>
-      <w:r>
-        <w:rPr>
-          <w:rFonts w:hint="eastAsia"/>
-          <w:szCs w:val="28"/>
-        </w:rPr>
-        <w:t>繫</w:t>
-      </w:r>
-      <w:proofErr w:type="gramEnd"/>
-      <w:r>
-        <w:rPr>
-          <w:rFonts w:hint="eastAsia"/>
-          <w:szCs w:val="28"/>
-        </w:rPr>
-        <w:t>了一朵花。」</w:t>
+      <w:r>
+        <w:rPr>
+          <w:rFonts w:hint="eastAsia"/>
+          <w:color w:val="0F0F0F"/>
+          <w:sz w:val="30"/>
+          <w:szCs w:val="30"/>
+        </w:rPr>
+        <w:t>）</w:t>
+      </w:r>
+      <w:r>
+        <w:rPr>
+          <w:szCs w:val="28"/>
+        </w:rPr>
+        <w:t>：</w:t>
+      </w:r>
+      <w:proofErr w:type="gramStart"/>
+      <w:r>
+        <w:rPr>
+          <w:rFonts w:hint="eastAsia"/>
+          <w:szCs w:val="28"/>
+        </w:rPr>
+        <w:t>拴綁</w:t>
+      </w:r>
+      <w:proofErr w:type="gramEnd"/>
+      <w:r>
+        <w:rPr>
+          <w:rFonts w:hint="eastAsia"/>
+          <w:szCs w:val="28"/>
+        </w:rPr>
+        <w:t>、扣緊</w:t>
+      </w:r>
+      <w:r>
+        <w:rPr>
+          <w:rFonts w:hint="eastAsia"/>
+          <w:szCs w:val="28"/>
+        </w:rPr>
+        <w:t>。</w:t>
       </w:r>
     </w:p>
     <w:p>
@@ -785,8 +380,8 @@
           <w:ilvl w:val="0"/>
           <w:numId w:val="30"/>
         </w:numPr>
-        <w:spacing w:after="0" w:line="460" w:lineRule="exact"/>
-        <w:ind w:leftChars="0" w:right="0"/>
+        <w:spacing w:after="0" w:line="480" w:lineRule="exact"/>
+        <w:ind w:leftChars="0" w:left="284" w:right="0" w:hanging="301"/>
         <w:rPr>
           <w:szCs w:val="28"/>
         </w:rPr>
@@ -796,87 +391,6 @@
           <w:szCs w:val="28"/>
         </w:rPr>
         <w:t>短篷：小船。</w:t>
-      </w:r>
-    </w:p>
-    <w:p>
-      <w:pPr>
-        <w:pStyle w:val="a9"/>
-        <w:spacing w:after="0" w:line="460" w:lineRule="exact"/>
-        <w:ind w:leftChars="0" w:left="463" w:right="0" w:firstLine="0"/>
-        <w:rPr>
-          <w:szCs w:val="28"/>
-        </w:rPr>
-      </w:pPr>
-      <w:r>
-        <w:rPr>
-          <w:szCs w:val="28"/>
-        </w:rPr>
-        <w:t>篷</w:t>
-      </w:r>
-      <w:r>
-        <w:rPr>
-          <w:rFonts w:hint="eastAsia"/>
-          <w:szCs w:val="28"/>
-        </w:rPr>
-        <w:t>：</w:t>
-      </w:r>
-    </w:p>
-    <w:p>
-      <w:pPr>
-        <w:pStyle w:val="a9"/>
-        <w:numPr>
-          <w:ilvl w:val="0"/>
-          <w:numId w:val="33"/>
-        </w:numPr>
-        <w:spacing w:after="0" w:line="460" w:lineRule="exact"/>
-        <w:ind w:leftChars="0" w:right="0"/>
-        <w:rPr>
-          <w:szCs w:val="28"/>
-        </w:rPr>
-      </w:pPr>
-      <w:r>
-        <w:rPr>
-          <w:rFonts w:hint="eastAsia"/>
-          <w:szCs w:val="28"/>
-        </w:rPr>
-        <w:t>車、船的頂蓋。多</w:t>
-      </w:r>
-      <w:proofErr w:type="gramStart"/>
-      <w:r>
-        <w:rPr>
-          <w:rFonts w:hint="eastAsia"/>
-          <w:szCs w:val="28"/>
-        </w:rPr>
-        <w:t>用竹或帆布</w:t>
-      </w:r>
-      <w:proofErr w:type="gramEnd"/>
-      <w:r>
-        <w:rPr>
-          <w:rFonts w:hint="eastAsia"/>
-          <w:szCs w:val="28"/>
-        </w:rPr>
-        <w:t>製成。如：「車篷」、「布篷」、「船篷」。</w:t>
-      </w:r>
-    </w:p>
-    <w:p>
-      <w:pPr>
-        <w:pStyle w:val="a9"/>
-        <w:numPr>
-          <w:ilvl w:val="0"/>
-          <w:numId w:val="33"/>
-        </w:numPr>
-        <w:spacing w:after="0" w:line="460" w:lineRule="exact"/>
-        <w:ind w:leftChars="0" w:right="0"/>
-        <w:rPr>
-          <w:szCs w:val="28"/>
-        </w:rPr>
-      </w:pPr>
-      <w:r>
-        <w:rPr>
-          <w:rFonts w:hint="eastAsia"/>
-          <w:szCs w:val="28"/>
-        </w:rPr>
-        <w:t>比喻船。如：「釣篷」、「孤篷萬里征」。</w:t>
       </w:r>
     </w:p>
     <w:p>
@@ -886,8 +400,8 @@
           <w:ilvl w:val="0"/>
           <w:numId w:val="30"/>
         </w:numPr>
-        <w:spacing w:after="0" w:line="460" w:lineRule="exact"/>
-        <w:ind w:leftChars="0" w:right="0"/>
+        <w:spacing w:after="0" w:line="480" w:lineRule="exact"/>
+        <w:ind w:leftChars="0" w:left="284" w:right="0" w:hanging="301"/>
         <w:rPr>
           <w:szCs w:val="28"/>
         </w:rPr>
@@ -913,7 +427,37 @@
           <w:rFonts w:hint="eastAsia"/>
           <w:szCs w:val="28"/>
         </w:rPr>
-        <w:t>：“藜杖”</w:t>
+        <w:t>：</w:t>
+      </w:r>
+      <w:r>
+        <w:rPr>
+          <w:rFonts w:hint="eastAsia"/>
+          <w:szCs w:val="28"/>
+        </w:rPr>
+        <w:t>「</w:t>
+      </w:r>
+      <w:proofErr w:type="gramStart"/>
+      <w:r>
+        <w:rPr>
+          <w:rFonts w:hint="eastAsia"/>
+          <w:szCs w:val="28"/>
+        </w:rPr>
+        <w:t>藜</w:t>
+      </w:r>
+      <w:proofErr w:type="gramEnd"/>
+      <w:r>
+        <w:rPr>
+          <w:rFonts w:hint="eastAsia"/>
+          <w:szCs w:val="28"/>
+        </w:rPr>
+        <w:t>杖</w:t>
+      </w:r>
+      <w:r>
+        <w:rPr>
+          <w:rFonts w:hint="eastAsia"/>
+          <w:szCs w:val="28"/>
+        </w:rPr>
+        <w:t>」</w:t>
       </w:r>
       <w:proofErr w:type="gramStart"/>
       <w:r>
@@ -929,14 +473,7 @@
           <w:rFonts w:hint="eastAsia"/>
           <w:szCs w:val="28"/>
         </w:rPr>
-        <w:t>，即</w:t>
-      </w:r>
-      <w:r>
-        <w:rPr>
-          <w:rFonts w:hint="eastAsia"/>
-          <w:szCs w:val="28"/>
-        </w:rPr>
-        <w:t>以</w:t>
+        <w:t>，即以</w:t>
       </w:r>
       <w:proofErr w:type="gramStart"/>
       <w:r>
@@ -1002,16 +539,6 @@
         </w:rPr>
         <w:t>杖。</w:t>
       </w:r>
-    </w:p>
-    <w:p>
-      <w:pPr>
-        <w:pStyle w:val="a9"/>
-        <w:spacing w:after="0" w:line="460" w:lineRule="exact"/>
-        <w:ind w:leftChars="0" w:right="0" w:firstLine="0"/>
-        <w:rPr>
-          <w:szCs w:val="28"/>
-        </w:rPr>
-      </w:pPr>
       <w:proofErr w:type="gramStart"/>
       <w:r>
         <w:rPr>
@@ -1028,55 +555,6 @@
         </w:rPr>
         <w:t>：</w:t>
       </w:r>
-    </w:p>
-    <w:p>
-      <w:pPr>
-        <w:pStyle w:val="a9"/>
-        <w:numPr>
-          <w:ilvl w:val="0"/>
-          <w:numId w:val="35"/>
-        </w:numPr>
-        <w:spacing w:after="0" w:line="460" w:lineRule="exact"/>
-        <w:ind w:leftChars="0" w:right="0"/>
-        <w:rPr>
-          <w:szCs w:val="28"/>
-        </w:rPr>
-      </w:pPr>
-      <w:r>
-        <w:rPr>
-          <w:szCs w:val="28"/>
-        </w:rPr>
-        <w:t>校勘學上</w:t>
-      </w:r>
-      <w:proofErr w:type="gramStart"/>
-      <w:r>
-        <w:rPr>
-          <w:szCs w:val="28"/>
-        </w:rPr>
-        <w:t>指抄刊</w:t>
-      </w:r>
-      <w:proofErr w:type="gramEnd"/>
-      <w:r>
-        <w:rPr>
-          <w:szCs w:val="28"/>
-        </w:rPr>
-        <w:t>古書時誤寫顛倒的字詞。</w:t>
-      </w:r>
-    </w:p>
-    <w:p>
-      <w:pPr>
-        <w:pStyle w:val="a9"/>
-        <w:numPr>
-          <w:ilvl w:val="0"/>
-          <w:numId w:val="35"/>
-        </w:numPr>
-        <w:spacing w:after="0" w:line="460" w:lineRule="exact"/>
-        <w:ind w:leftChars="0" w:right="0"/>
-        <w:rPr>
-          <w:rFonts w:hint="eastAsia"/>
-          <w:szCs w:val="28"/>
-        </w:rPr>
-      </w:pPr>
       <w:r>
         <w:rPr>
           <w:szCs w:val="28"/>
@@ -1105,8 +583,8 @@
           <w:ilvl w:val="0"/>
           <w:numId w:val="30"/>
         </w:numPr>
-        <w:spacing w:after="0" w:line="460" w:lineRule="exact"/>
-        <w:ind w:leftChars="0" w:right="0"/>
+        <w:spacing w:after="0" w:line="480" w:lineRule="exact"/>
+        <w:ind w:leftChars="0" w:left="284" w:right="0" w:hanging="301"/>
         <w:rPr>
           <w:szCs w:val="28"/>
         </w:rPr>
@@ -1126,8 +604,8 @@
           <w:ilvl w:val="0"/>
           <w:numId w:val="30"/>
         </w:numPr>
-        <w:spacing w:after="0" w:line="440" w:lineRule="exact"/>
-        <w:ind w:leftChars="0" w:right="0"/>
+        <w:spacing w:after="0" w:line="480" w:lineRule="exact"/>
+        <w:ind w:leftChars="0" w:left="284" w:right="0" w:hanging="301"/>
         <w:rPr>
           <w:szCs w:val="28"/>
         </w:rPr>
@@ -1167,7 +645,14 @@
           <w:rFonts w:hint="eastAsia"/>
           <w:szCs w:val="28"/>
         </w:rPr>
-        <w:t>一種花信，總稱“</w:t>
+        <w:t>一種花信，總稱</w:t>
+      </w:r>
+      <w:r>
+        <w:rPr>
+          <w:rFonts w:hint="eastAsia"/>
+          <w:szCs w:val="28"/>
+        </w:rPr>
+        <w:t>「</w:t>
       </w:r>
       <w:hyperlink r:id="rId8" w:history="1">
         <w:r>
@@ -1184,7 +669,14 @@
           <w:rFonts w:hint="eastAsia"/>
           <w:szCs w:val="28"/>
         </w:rPr>
-        <w:t>”。其中</w:t>
+        <w:t>」</w:t>
+      </w:r>
+      <w:r>
+        <w:rPr>
+          <w:rFonts w:hint="eastAsia"/>
+          <w:szCs w:val="28"/>
+        </w:rPr>
+        <w:t>。其中</w:t>
       </w:r>
       <w:proofErr w:type="gramStart"/>
       <w:r>
@@ -1217,49 +709,31 @@
           <w:szCs w:val="28"/>
         </w:rPr>
         <w:t>，或稱楊柳風。</w:t>
+      </w:r>
+      <w:r>
+        <w:rPr>
+          <w:szCs w:val="28"/>
+        </w:rPr>
+        <w:t>花信：花卉開放的消息</w:t>
+      </w:r>
+      <w:r>
+        <w:rPr>
+          <w:rFonts w:hint="eastAsia"/>
+          <w:szCs w:val="28"/>
+        </w:rPr>
+        <w:t>；</w:t>
+      </w:r>
+      <w:r>
+        <w:rPr>
+          <w:szCs w:val="28"/>
+        </w:rPr>
+        <w:t>女子二十四歲的年齡。</w:t>
       </w:r>
     </w:p>
     <w:p>
       <w:pPr>
-        <w:pStyle w:val="a9"/>
-        <w:spacing w:after="0" w:line="440" w:lineRule="exact"/>
-        <w:ind w:leftChars="0" w:left="463" w:right="0" w:firstLine="0"/>
-        <w:rPr>
-          <w:rFonts w:hint="eastAsia"/>
-          <w:szCs w:val="28"/>
-        </w:rPr>
-        <w:sectPr>
-          <w:footerReference w:type="default" r:id="rId9"/>
-          <w:pgSz w:w="11906" w:h="16838"/>
-          <w:pgMar w:top="567" w:right="851" w:bottom="567" w:left="851" w:header="567" w:footer="283" w:gutter="0"/>
-          <w:cols w:space="720"/>
-          <w:docGrid w:linePitch="381"/>
-        </w:sectPr>
-      </w:pPr>
-      <w:r>
-        <w:rPr>
-          <w:szCs w:val="28"/>
-        </w:rPr>
-        <w:t>花信：花卉開放的消息</w:t>
-      </w:r>
-      <w:r>
-        <w:rPr>
-          <w:rFonts w:hint="eastAsia"/>
-          <w:szCs w:val="28"/>
-        </w:rPr>
-        <w:t>；</w:t>
-      </w:r>
-      <w:r>
-        <w:rPr>
-          <w:szCs w:val="28"/>
-        </w:rPr>
-        <w:t>女子二十四歲的年齡。</w:t>
-      </w:r>
-    </w:p>
-    <w:p>
-      <w:pPr>
-        <w:spacing w:after="0" w:line="400" w:lineRule="exact"/>
-        <w:ind w:left="-6" w:right="0" w:hanging="11"/>
+        <w:spacing w:beforeLines="50" w:before="120" w:after="0" w:line="440" w:lineRule="exact"/>
+        <w:ind w:left="11" w:right="0" w:hanging="11"/>
         <w:rPr>
           <w:szCs w:val="28"/>
         </w:rPr>
@@ -1271,22 +745,16 @@
           <w:szCs w:val="32"/>
           <w:bdr w:val="single" w:sz="4" w:space="0" w:color="auto"/>
         </w:rPr>
-        <w:lastRenderedPageBreak/>
         <w:t>賞析</w:t>
-      </w:r>
-      <w:r>
-        <w:rPr>
-          <w:rFonts w:hint="eastAsia"/>
-          <w:szCs w:val="28"/>
-        </w:rPr>
-        <w:t xml:space="preserve"> </w:t>
       </w:r>
     </w:p>
     <w:p>
       <w:pPr>
         <w:spacing w:after="0" w:line="480" w:lineRule="exact"/>
         <w:ind w:left="-6" w:right="0" w:hanging="11"/>
-        <w:rPr>
+        <w:jc w:val="both"/>
+        <w:rPr>
+          <w:bCs/>
           <w:szCs w:val="28"/>
         </w:rPr>
       </w:pPr>
@@ -1303,19 +771,171 @@
           <w:rFonts w:hint="eastAsia"/>
           <w:bCs/>
           <w:szCs w:val="28"/>
-        </w:rPr>
-        <w:t>這首小詩，寫詩人在微風細雨中拄杖春遊的樂趣。</w:t>
-      </w:r>
-      <w:r>
-        <w:rPr>
-          <w:bCs/>
-          <w:szCs w:val="28"/>
-        </w:rPr>
-        <w:t>詩人拄杖春遊，卻說“杖</w:t>
-      </w:r>
-      <w:proofErr w:type="gramStart"/>
-      <w:r>
-        <w:rPr>
+          <w:u w:val="single"/>
+        </w:rPr>
+        <w:t>宋代</w:t>
+      </w:r>
+      <w:r>
+        <w:rPr>
+          <w:rFonts w:hint="eastAsia"/>
+          <w:bCs/>
+          <w:szCs w:val="28"/>
+        </w:rPr>
+        <w:t xml:space="preserve"> </w:t>
+      </w:r>
+      <w:r>
+        <w:rPr>
+          <w:rFonts w:hint="eastAsia"/>
+          <w:bCs/>
+          <w:szCs w:val="28"/>
+          <w:u w:val="single"/>
+        </w:rPr>
+        <w:t>志南</w:t>
+      </w:r>
+      <w:r>
+        <w:rPr>
+          <w:rFonts w:hint="eastAsia"/>
+          <w:bCs/>
+          <w:szCs w:val="28"/>
+        </w:rPr>
+        <w:t>和尚的這首七言絕句，僅用短短二十八</w:t>
+      </w:r>
+      <w:proofErr w:type="gramStart"/>
+      <w:r>
+        <w:rPr>
+          <w:rFonts w:hint="eastAsia"/>
+          <w:bCs/>
+          <w:szCs w:val="28"/>
+        </w:rPr>
+        <w:t>個</w:t>
+      </w:r>
+      <w:proofErr w:type="gramEnd"/>
+      <w:r>
+        <w:rPr>
+          <w:rFonts w:hint="eastAsia"/>
+          <w:bCs/>
+          <w:szCs w:val="28"/>
+        </w:rPr>
+        <w:t>字，就將</w:t>
+      </w:r>
+      <w:r>
+        <w:rPr>
+          <w:rFonts w:hint="eastAsia"/>
+          <w:bCs/>
+          <w:szCs w:val="28"/>
+          <w:u w:val="single"/>
+        </w:rPr>
+        <w:t>江南</w:t>
+      </w:r>
+      <w:r>
+        <w:rPr>
+          <w:rFonts w:hint="eastAsia"/>
+          <w:bCs/>
+          <w:szCs w:val="28"/>
+        </w:rPr>
+        <w:t>春日的朦朧、溫柔與生機，描繪得</w:t>
+      </w:r>
+      <w:r>
+        <w:rPr>
+          <w:rFonts w:hint="eastAsia"/>
+          <w:b/>
+          <w:szCs w:val="28"/>
+        </w:rPr>
+        <w:t>淋漓盡致</w:t>
+      </w:r>
+      <w:r>
+        <w:rPr>
+          <w:rFonts w:hint="eastAsia"/>
+          <w:bCs/>
+          <w:szCs w:val="28"/>
+        </w:rPr>
+        <w:t>。</w:t>
+      </w:r>
+      <w:proofErr w:type="gramStart"/>
+      <w:r>
+        <w:rPr>
+          <w:rFonts w:hint="eastAsia"/>
+          <w:bCs/>
+          <w:szCs w:val="28"/>
+        </w:rPr>
+        <w:t>全詩不</w:t>
+      </w:r>
+      <w:proofErr w:type="gramEnd"/>
+      <w:r>
+        <w:rPr>
+          <w:rFonts w:hint="eastAsia"/>
+          <w:bCs/>
+          <w:szCs w:val="28"/>
+        </w:rPr>
+        <w:t>著一個「春」字，卻</w:t>
+      </w:r>
+      <w:proofErr w:type="gramStart"/>
+      <w:r>
+        <w:rPr>
+          <w:rFonts w:hint="eastAsia"/>
+          <w:bCs/>
+          <w:szCs w:val="28"/>
+        </w:rPr>
+        <w:t>字字含春</w:t>
+      </w:r>
+      <w:proofErr w:type="gramEnd"/>
+      <w:r>
+        <w:rPr>
+          <w:rFonts w:hint="eastAsia"/>
+          <w:bCs/>
+          <w:szCs w:val="28"/>
+        </w:rPr>
+        <w:t>，是古典詩詞中寫景抒情的極品。</w:t>
+      </w:r>
+    </w:p>
+    <w:p>
+      <w:pPr>
+        <w:spacing w:after="0" w:line="480" w:lineRule="exact"/>
+        <w:ind w:left="-6" w:right="0" w:hanging="11"/>
+        <w:jc w:val="both"/>
+        <w:rPr>
+          <w:bCs/>
+          <w:szCs w:val="28"/>
+        </w:rPr>
+      </w:pPr>
+      <w:r>
+        <w:rPr>
+          <w:rFonts w:hint="eastAsia"/>
+          <w:bCs/>
+          <w:szCs w:val="28"/>
+        </w:rPr>
+        <w:t xml:space="preserve">　　</w:t>
+      </w:r>
+      <w:r>
+        <w:rPr>
+          <w:rFonts w:hint="eastAsia"/>
+          <w:bCs/>
+          <w:szCs w:val="28"/>
+        </w:rPr>
+        <w:t>詩的前兩句「古</w:t>
+      </w:r>
+      <w:proofErr w:type="gramStart"/>
+      <w:r>
+        <w:rPr>
+          <w:rFonts w:hint="eastAsia"/>
+          <w:bCs/>
+          <w:szCs w:val="28"/>
+        </w:rPr>
+        <w:t>木陰中繫</w:t>
+      </w:r>
+      <w:proofErr w:type="gramEnd"/>
+      <w:r>
+        <w:rPr>
+          <w:rFonts w:hint="eastAsia"/>
+          <w:bCs/>
+          <w:szCs w:val="28"/>
+        </w:rPr>
+        <w:t>短篷，杖</w:t>
+      </w:r>
+      <w:proofErr w:type="gramStart"/>
+      <w:r>
+        <w:rPr>
+          <w:rFonts w:hint="eastAsia"/>
           <w:bCs/>
           <w:szCs w:val="28"/>
         </w:rPr>
@@ -1324,14 +944,123 @@
       <w:proofErr w:type="gramEnd"/>
       <w:r>
         <w:rPr>
-          <w:bCs/>
-          <w:szCs w:val="28"/>
-        </w:rPr>
-        <w:t>扶我”，是將</w:t>
-      </w:r>
-      <w:proofErr w:type="gramStart"/>
-      <w:r>
-        <w:rPr>
+          <w:rFonts w:hint="eastAsia"/>
+          <w:bCs/>
+          <w:szCs w:val="28"/>
+        </w:rPr>
+        <w:t>扶我過橋東」，為我們拉開了一幅充滿動態感的隱逸圖軸。</w:t>
+      </w:r>
+    </w:p>
+    <w:p>
+      <w:pPr>
+        <w:spacing w:after="0" w:line="480" w:lineRule="exact"/>
+        <w:ind w:left="-6" w:right="0" w:hanging="11"/>
+        <w:jc w:val="both"/>
+        <w:rPr>
+          <w:bCs/>
+          <w:szCs w:val="28"/>
+        </w:rPr>
+      </w:pPr>
+      <w:r>
+        <w:rPr>
+          <w:rFonts w:hint="eastAsia"/>
+          <w:bCs/>
+          <w:szCs w:val="28"/>
+        </w:rPr>
+        <w:t xml:space="preserve">　　</w:t>
+      </w:r>
+      <w:r>
+        <w:rPr>
+          <w:rFonts w:hint="eastAsia"/>
+          <w:bCs/>
+          <w:szCs w:val="28"/>
+        </w:rPr>
+        <w:t>開頭一景，詩人將小船（短篷）</w:t>
+      </w:r>
+      <w:proofErr w:type="gramStart"/>
+      <w:r>
+        <w:rPr>
+          <w:rFonts w:hint="eastAsia"/>
+          <w:bCs/>
+          <w:szCs w:val="28"/>
+        </w:rPr>
+        <w:t>繫</w:t>
+      </w:r>
+      <w:proofErr w:type="gramEnd"/>
+      <w:r>
+        <w:rPr>
+          <w:rFonts w:hint="eastAsia"/>
+          <w:bCs/>
+          <w:szCs w:val="28"/>
+        </w:rPr>
+        <w:t>在</w:t>
+      </w:r>
+      <w:proofErr w:type="gramStart"/>
+      <w:r>
+        <w:rPr>
+          <w:rFonts w:hint="eastAsia"/>
+          <w:b/>
+          <w:szCs w:val="28"/>
+        </w:rPr>
+        <w:t>參天</w:t>
+      </w:r>
+      <w:r>
+        <w:rPr>
+          <w:rFonts w:hint="eastAsia"/>
+          <w:bCs/>
+          <w:szCs w:val="28"/>
+        </w:rPr>
+        <w:t>古</w:t>
+      </w:r>
+      <w:proofErr w:type="gramEnd"/>
+      <w:r>
+        <w:rPr>
+          <w:rFonts w:hint="eastAsia"/>
+          <w:bCs/>
+          <w:szCs w:val="28"/>
+        </w:rPr>
+        <w:t>樹的綠蔭之下，這是一個「由</w:t>
+      </w:r>
+      <w:proofErr w:type="gramStart"/>
+      <w:r>
+        <w:rPr>
+          <w:rFonts w:hint="eastAsia"/>
+          <w:bCs/>
+          <w:szCs w:val="28"/>
+        </w:rPr>
+        <w:t>動轉靜</w:t>
+      </w:r>
+      <w:proofErr w:type="gramEnd"/>
+      <w:r>
+        <w:rPr>
+          <w:rFonts w:hint="eastAsia"/>
+          <w:bCs/>
+          <w:szCs w:val="28"/>
+        </w:rPr>
+        <w:t>」的過程，暗示著旅程的暫告一段落，也奠定</w:t>
+      </w:r>
+      <w:proofErr w:type="gramStart"/>
+      <w:r>
+        <w:rPr>
+          <w:rFonts w:hint="eastAsia"/>
+          <w:bCs/>
+          <w:szCs w:val="28"/>
+        </w:rPr>
+        <w:t>了全詩悠閒</w:t>
+      </w:r>
+      <w:proofErr w:type="gramEnd"/>
+      <w:r>
+        <w:rPr>
+          <w:rFonts w:hint="eastAsia"/>
+          <w:bCs/>
+          <w:szCs w:val="28"/>
+        </w:rPr>
+        <w:t>、寧靜的基調。緊接著「過橋東」則由靜轉動，詩人沒有說自己拄著拐杖，反而用擬人化的筆法寫「杖</w:t>
+      </w:r>
+      <w:proofErr w:type="gramStart"/>
+      <w:r>
+        <w:rPr>
+          <w:rFonts w:hint="eastAsia"/>
           <w:bCs/>
           <w:szCs w:val="28"/>
         </w:rPr>
@@ -1340,115 +1069,517 @@
       <w:proofErr w:type="gramEnd"/>
       <w:r>
         <w:rPr>
-          <w:bCs/>
-          <w:szCs w:val="28"/>
-        </w:rPr>
-        <w:t>杖人格化了，彷彿它是一位可以依賴的遊伴，默默無言地扶人前行，給人以親切感，安全感，使這位老和尚 遊興大漲，</w:t>
-      </w:r>
-      <w:r>
-        <w:rPr>
+          <w:rFonts w:hint="eastAsia"/>
+          <w:bCs/>
+          <w:szCs w:val="28"/>
+        </w:rPr>
+        <w:t>扶我」，把那根</w:t>
+      </w:r>
+      <w:proofErr w:type="gramStart"/>
+      <w:r>
+        <w:rPr>
+          <w:rFonts w:hint="eastAsia"/>
+          <w:bCs/>
+          <w:szCs w:val="28"/>
+        </w:rPr>
+        <w:t>藜</w:t>
+      </w:r>
+      <w:proofErr w:type="gramEnd"/>
+      <w:r>
+        <w:rPr>
+          <w:rFonts w:hint="eastAsia"/>
+          <w:bCs/>
+          <w:szCs w:val="28"/>
+        </w:rPr>
+        <w:t>莖做成的古樸手杖</w:t>
+      </w:r>
+      <w:proofErr w:type="gramStart"/>
+      <w:r>
+        <w:rPr>
+          <w:rFonts w:hint="eastAsia"/>
+          <w:bCs/>
+          <w:szCs w:val="28"/>
+        </w:rPr>
+        <w:t>寫活了</w:t>
+      </w:r>
+      <w:proofErr w:type="gramEnd"/>
+      <w:r>
+        <w:rPr>
+          <w:rFonts w:hint="eastAsia"/>
+          <w:bCs/>
+          <w:szCs w:val="28"/>
+        </w:rPr>
+        <w:t>，彷彿它是一位貼心的老友，正體貼地攙扶著詩人，</w:t>
+      </w:r>
+      <w:proofErr w:type="gramStart"/>
+      <w:r>
+        <w:rPr>
+          <w:rFonts w:hint="eastAsia"/>
+          <w:bCs/>
+          <w:szCs w:val="28"/>
+        </w:rPr>
+        <w:t>一</w:t>
+      </w:r>
+      <w:proofErr w:type="gramEnd"/>
+      <w:r>
+        <w:rPr>
+          <w:rFonts w:hint="eastAsia"/>
+          <w:bCs/>
+          <w:szCs w:val="28"/>
+        </w:rPr>
+        <w:t>步步走過小橋，向著春光更深處漫步。</w:t>
+      </w:r>
+      <w:proofErr w:type="gramStart"/>
+      <w:r>
+        <w:rPr>
+          <w:rFonts w:hint="eastAsia"/>
+          <w:bCs/>
+          <w:szCs w:val="28"/>
+        </w:rPr>
+        <w:t>這種</w:t>
+      </w:r>
+      <w:r>
+        <w:rPr>
+          <w:rFonts w:hint="eastAsia"/>
           <w:b/>
           <w:szCs w:val="28"/>
         </w:rPr>
-        <w:t>欣欣</w:t>
-      </w:r>
-      <w:r>
-        <w:rPr>
-          <w:bCs/>
-          <w:szCs w:val="28"/>
-        </w:rPr>
-        <w:t>然通過小橋，一路向東。橋東和橋西， 風景未必有很大差別，但對春遊的詩人來說，向東向西，意境和情趣卻頗不相同。“東”，有些時候便是“春”的同義詞，譬如</w:t>
-      </w:r>
-      <w:proofErr w:type="gramStart"/>
-      <w:r>
-        <w:rPr>
-          <w:bCs/>
-          <w:szCs w:val="28"/>
-        </w:rPr>
-        <w:t>春神稱作東</w:t>
-      </w:r>
-      <w:proofErr w:type="gramEnd"/>
-      <w:r>
-        <w:rPr>
-          <w:bCs/>
-          <w:szCs w:val="28"/>
-        </w:rPr>
-        <w:t>君，東風專指春風。詩人過橋東行，正好有東風迎面吹來，無論西行、北行、南行， 都沒有這樣的詩意。詩的</w:t>
-      </w:r>
-      <w:proofErr w:type="gramStart"/>
-      <w:r>
-        <w:rPr>
-          <w:bCs/>
-          <w:szCs w:val="28"/>
-        </w:rPr>
-        <w:t>後兩句尤</w:t>
-      </w:r>
-      <w:proofErr w:type="gramEnd"/>
-      <w:r>
-        <w:rPr>
-          <w:rFonts w:hint="eastAsia"/>
-          <w:bCs/>
-          <w:szCs w:val="28"/>
-        </w:rPr>
-        <w:t>爲精彩：“杏花雨”，早春的雨“楊柳風”，</w:t>
-      </w:r>
-      <w:r>
-        <w:rPr>
-          <w:bCs/>
-          <w:szCs w:val="28"/>
-        </w:rPr>
-        <w:t>早</w:t>
-      </w:r>
-      <w:r>
-        <w:rPr>
-          <w:rFonts w:hint="eastAsia"/>
-          <w:bCs/>
-          <w:szCs w:val="28"/>
-        </w:rPr>
-        <w:t>春的風。</w:t>
-      </w:r>
-      <w:proofErr w:type="gramStart"/>
-      <w:r>
-        <w:rPr>
-          <w:rFonts w:hint="eastAsia"/>
-          <w:bCs/>
-          <w:szCs w:val="28"/>
-        </w:rPr>
-        <w:t>這樣說比“細雨”</w:t>
-      </w:r>
-      <w:proofErr w:type="gramEnd"/>
-      <w:r>
-        <w:rPr>
-          <w:rFonts w:hint="eastAsia"/>
-          <w:bCs/>
-          <w:szCs w:val="28"/>
-        </w:rPr>
-        <w:t>、“</w:t>
-      </w:r>
+        <w:t>物我</w:t>
+      </w:r>
+      <w:proofErr w:type="gramEnd"/>
       <w:r>
         <w:rPr>
           <w:rFonts w:hint="eastAsia"/>
           <w:b/>
           <w:szCs w:val="28"/>
         </w:rPr>
-        <w:t>和風</w:t>
-      </w:r>
-      <w:r>
-        <w:rPr>
-          <w:rFonts w:hint="eastAsia"/>
-          <w:bCs/>
-          <w:szCs w:val="28"/>
-        </w:rPr>
-        <w:t>”更有美感，更</w:t>
-      </w:r>
-      <w:proofErr w:type="gramStart"/>
-      <w:r>
-        <w:rPr>
-          <w:rFonts w:hint="eastAsia"/>
-          <w:bCs/>
-          <w:szCs w:val="28"/>
-        </w:rPr>
-        <w:t>富於畫意</w:t>
+        <w:t>合一</w:t>
+      </w:r>
+      <w:r>
+        <w:rPr>
+          <w:rFonts w:hint="eastAsia"/>
+          <w:bCs/>
+          <w:szCs w:val="28"/>
+        </w:rPr>
+        <w:t>的描寫，透露出詩人與大自然之間毫無</w:t>
+      </w:r>
+      <w:r>
+        <w:rPr>
+          <w:rFonts w:hint="eastAsia"/>
+          <w:b/>
+          <w:szCs w:val="28"/>
+        </w:rPr>
+        <w:t>隔閡</w:t>
+      </w:r>
+      <w:r>
+        <w:rPr>
+          <w:rFonts w:hint="eastAsia"/>
+          <w:bCs/>
+          <w:szCs w:val="28"/>
+        </w:rPr>
+        <w:t>的親密感。</w:t>
+      </w:r>
+    </w:p>
+    <w:p>
+      <w:pPr>
+        <w:spacing w:after="0" w:line="480" w:lineRule="exact"/>
+        <w:ind w:left="-6" w:right="0" w:hanging="11"/>
+        <w:jc w:val="both"/>
+        <w:rPr>
+          <w:bCs/>
+          <w:szCs w:val="28"/>
+        </w:rPr>
+      </w:pPr>
+      <w:r>
+        <w:rPr>
+          <w:rFonts w:hint="eastAsia"/>
+          <w:bCs/>
+          <w:szCs w:val="28"/>
+        </w:rPr>
+        <w:lastRenderedPageBreak/>
+        <w:t xml:space="preserve">　　</w:t>
+      </w:r>
+      <w:r>
+        <w:rPr>
+          <w:rFonts w:hint="eastAsia"/>
+          <w:bCs/>
+          <w:szCs w:val="28"/>
+        </w:rPr>
+        <w:t>後兩句「沾衣欲</w:t>
+      </w:r>
+      <w:proofErr w:type="gramStart"/>
+      <w:r>
+        <w:rPr>
+          <w:rFonts w:hint="eastAsia"/>
+          <w:bCs/>
+          <w:szCs w:val="28"/>
+        </w:rPr>
+        <w:t>溼</w:t>
+      </w:r>
+      <w:proofErr w:type="gramEnd"/>
+      <w:r>
+        <w:rPr>
+          <w:rFonts w:hint="eastAsia"/>
+          <w:bCs/>
+          <w:szCs w:val="28"/>
+        </w:rPr>
+        <w:t>杏花雨，吹面</w:t>
+      </w:r>
+      <w:proofErr w:type="gramStart"/>
+      <w:r>
+        <w:rPr>
+          <w:rFonts w:hint="eastAsia"/>
+          <w:bCs/>
+          <w:szCs w:val="28"/>
+        </w:rPr>
+        <w:t>不</w:t>
+      </w:r>
+      <w:proofErr w:type="gramEnd"/>
+      <w:r>
+        <w:rPr>
+          <w:rFonts w:hint="eastAsia"/>
+          <w:bCs/>
+          <w:szCs w:val="28"/>
+        </w:rPr>
+        <w:t>寒楊柳風」，則是千古傳誦的名句，</w:t>
+      </w:r>
+      <w:proofErr w:type="gramStart"/>
+      <w:r>
+        <w:rPr>
+          <w:rFonts w:hint="eastAsia"/>
+          <w:bCs/>
+          <w:szCs w:val="28"/>
+        </w:rPr>
+        <w:t>將全詩的</w:t>
+      </w:r>
+      <w:proofErr w:type="gramEnd"/>
+      <w:r>
+        <w:rPr>
+          <w:rFonts w:hint="eastAsia"/>
+          <w:bCs/>
+          <w:szCs w:val="28"/>
+        </w:rPr>
+        <w:t>春意推向了視覺與觸覺交織的美學巔峰。</w:t>
+      </w:r>
+    </w:p>
+    <w:p>
+      <w:pPr>
+        <w:spacing w:after="0" w:line="480" w:lineRule="exact"/>
+        <w:ind w:left="-6" w:right="0" w:hanging="11"/>
+        <w:jc w:val="both"/>
+        <w:rPr>
+          <w:bCs/>
+          <w:spacing w:val="-4"/>
+          <w:szCs w:val="28"/>
+        </w:rPr>
+      </w:pPr>
+      <w:r>
+        <w:rPr>
+          <w:rFonts w:hint="eastAsia"/>
+          <w:bCs/>
+          <w:szCs w:val="28"/>
+        </w:rPr>
+        <w:t xml:space="preserve">　　</w:t>
+      </w:r>
+      <w:r>
+        <w:rPr>
+          <w:rFonts w:hint="eastAsia"/>
+          <w:bCs/>
+          <w:spacing w:val="-4"/>
+          <w:szCs w:val="28"/>
+        </w:rPr>
+        <w:t>「杏花雨」指的是清明時節細密如絲的春雨。詩人妙在用「欲</w:t>
+      </w:r>
+      <w:proofErr w:type="gramStart"/>
+      <w:r>
+        <w:rPr>
+          <w:rFonts w:hint="eastAsia"/>
+          <w:bCs/>
+          <w:spacing w:val="-4"/>
+          <w:szCs w:val="28"/>
+        </w:rPr>
+        <w:t>溼</w:t>
+      </w:r>
+      <w:proofErr w:type="gramEnd"/>
+      <w:r>
+        <w:rPr>
+          <w:rFonts w:hint="eastAsia"/>
+          <w:bCs/>
+          <w:spacing w:val="-4"/>
+          <w:szCs w:val="28"/>
+        </w:rPr>
+        <w:t>」二字，</w:t>
+      </w:r>
+      <w:proofErr w:type="gramStart"/>
+      <w:r>
+        <w:rPr>
+          <w:rFonts w:hint="eastAsia"/>
+          <w:bCs/>
+          <w:spacing w:val="-4"/>
+          <w:szCs w:val="28"/>
+        </w:rPr>
+        <w:t>那雨絲</w:t>
+      </w:r>
+      <w:proofErr w:type="gramEnd"/>
+      <w:r>
+        <w:rPr>
+          <w:rFonts w:hint="eastAsia"/>
+          <w:bCs/>
+          <w:spacing w:val="-4"/>
+          <w:szCs w:val="28"/>
+        </w:rPr>
+        <w:t>輕盈得像是煙霧，落在衣服上，將</w:t>
+      </w:r>
+      <w:proofErr w:type="gramStart"/>
+      <w:r>
+        <w:rPr>
+          <w:rFonts w:hint="eastAsia"/>
+          <w:bCs/>
+          <w:spacing w:val="-4"/>
+          <w:szCs w:val="28"/>
+        </w:rPr>
+        <w:t>濕未濕，</w:t>
+      </w:r>
+      <w:proofErr w:type="gramEnd"/>
+      <w:r>
+        <w:rPr>
+          <w:rFonts w:hint="eastAsia"/>
+          <w:bCs/>
+          <w:spacing w:val="-4"/>
+          <w:szCs w:val="28"/>
+        </w:rPr>
+        <w:t>非但沒有讓人感到</w:t>
+      </w:r>
+      <w:r>
+        <w:rPr>
+          <w:rFonts w:hint="eastAsia"/>
+          <w:b/>
+          <w:spacing w:val="-4"/>
+          <w:szCs w:val="28"/>
+        </w:rPr>
+        <w:t>狼狽</w:t>
+      </w:r>
+      <w:r>
+        <w:rPr>
+          <w:rFonts w:hint="eastAsia"/>
+          <w:bCs/>
+          <w:spacing w:val="-4"/>
+          <w:szCs w:val="28"/>
+        </w:rPr>
+        <w:t>，反而增添了一種</w:t>
+      </w:r>
+      <w:r>
+        <w:rPr>
+          <w:rFonts w:hint="eastAsia"/>
+          <w:b/>
+          <w:spacing w:val="-4"/>
+          <w:szCs w:val="28"/>
+        </w:rPr>
+        <w:t>空靈</w:t>
+      </w:r>
+      <w:r>
+        <w:rPr>
+          <w:rFonts w:hint="eastAsia"/>
+          <w:bCs/>
+          <w:spacing w:val="-4"/>
+          <w:szCs w:val="28"/>
+        </w:rPr>
+        <w:t>的詩意。想像一下，粉紅色的杏花在濛濛細雨中綻放，那色彩是何等絢麗。</w:t>
+      </w:r>
+    </w:p>
+    <w:p>
+      <w:pPr>
+        <w:spacing w:after="0" w:line="480" w:lineRule="exact"/>
+        <w:ind w:left="-6" w:right="0" w:hanging="11"/>
+        <w:jc w:val="both"/>
+        <w:rPr>
+          <w:bCs/>
+          <w:szCs w:val="28"/>
+        </w:rPr>
+      </w:pPr>
+      <w:r>
+        <w:rPr>
+          <w:rFonts w:hint="eastAsia"/>
+          <w:bCs/>
+          <w:szCs w:val="28"/>
+        </w:rPr>
+        <w:t xml:space="preserve">　　</w:t>
+      </w:r>
+      <w:r>
+        <w:rPr>
+          <w:rFonts w:hint="eastAsia"/>
+          <w:bCs/>
+          <w:szCs w:val="28"/>
+        </w:rPr>
+        <w:t>而「楊柳風」則是吹拂著翠綠柳絲的溫柔春風。迎面吹來，卻「</w:t>
+      </w:r>
+      <w:proofErr w:type="gramStart"/>
+      <w:r>
+        <w:rPr>
+          <w:rFonts w:hint="eastAsia"/>
+          <w:bCs/>
+          <w:szCs w:val="28"/>
+        </w:rPr>
+        <w:t>不</w:t>
+      </w:r>
+      <w:proofErr w:type="gramEnd"/>
+      <w:r>
+        <w:rPr>
+          <w:rFonts w:hint="eastAsia"/>
+          <w:bCs/>
+          <w:szCs w:val="28"/>
+        </w:rPr>
+        <w:t>寒」，這和</w:t>
+      </w:r>
+      <w:proofErr w:type="gramStart"/>
+      <w:r>
+        <w:rPr>
+          <w:rFonts w:hint="eastAsia"/>
+          <w:bCs/>
+          <w:szCs w:val="28"/>
+        </w:rPr>
+        <w:t>冬日</w:t>
+      </w:r>
+      <w:proofErr w:type="gramEnd"/>
+      <w:r>
+        <w:rPr>
+          <w:rFonts w:hint="eastAsia"/>
+          <w:bCs/>
+          <w:szCs w:val="28"/>
+        </w:rPr>
+        <w:t>的刺骨寒風形成了強烈對比。觸覺上的「</w:t>
+      </w:r>
+      <w:proofErr w:type="gramStart"/>
+      <w:r>
+        <w:rPr>
+          <w:rFonts w:hint="eastAsia"/>
+          <w:bCs/>
+          <w:szCs w:val="28"/>
+        </w:rPr>
+        <w:t>不</w:t>
+      </w:r>
+      <w:proofErr w:type="gramEnd"/>
+      <w:r>
+        <w:rPr>
+          <w:rFonts w:hint="eastAsia"/>
+          <w:bCs/>
+          <w:szCs w:val="28"/>
+        </w:rPr>
+        <w:t>寒」與「欲</w:t>
+      </w:r>
+      <w:proofErr w:type="gramStart"/>
+      <w:r>
+        <w:rPr>
+          <w:rFonts w:hint="eastAsia"/>
+          <w:bCs/>
+          <w:szCs w:val="28"/>
+        </w:rPr>
+        <w:t>溼</w:t>
+      </w:r>
+      <w:proofErr w:type="gramEnd"/>
+      <w:r>
+        <w:rPr>
+          <w:rFonts w:hint="eastAsia"/>
+          <w:bCs/>
+          <w:szCs w:val="28"/>
+        </w:rPr>
+        <w:t>」，完美地</w:t>
+      </w:r>
+      <w:r>
+        <w:rPr>
+          <w:rFonts w:hint="eastAsia"/>
+          <w:b/>
+          <w:szCs w:val="28"/>
+        </w:rPr>
+        <w:t>烘托</w:t>
+      </w:r>
+      <w:r>
+        <w:rPr>
+          <w:rFonts w:hint="eastAsia"/>
+          <w:bCs/>
+          <w:szCs w:val="28"/>
+        </w:rPr>
+        <w:t>出春風的輕柔與春雨的綿密。</w:t>
+      </w:r>
+    </w:p>
+    <w:p>
+      <w:pPr>
+        <w:spacing w:after="0" w:line="480" w:lineRule="exact"/>
+        <w:ind w:left="-6" w:right="0" w:hanging="11"/>
+        <w:jc w:val="both"/>
+        <w:rPr>
+          <w:bCs/>
+          <w:szCs w:val="28"/>
+        </w:rPr>
+      </w:pPr>
+      <w:r>
+        <w:rPr>
+          <w:rFonts w:hint="eastAsia"/>
+          <w:bCs/>
+          <w:szCs w:val="28"/>
+        </w:rPr>
+        <w:t xml:space="preserve">　　</w:t>
+      </w:r>
+      <w:r>
+        <w:rPr>
+          <w:rFonts w:hint="eastAsia"/>
+          <w:bCs/>
+          <w:szCs w:val="28"/>
+        </w:rPr>
+        <w:t>詩人巧妙地將「雨」冠上「杏花」的粉紅，將「風」</w:t>
+      </w:r>
+      <w:proofErr w:type="gramStart"/>
+      <w:r>
+        <w:rPr>
+          <w:rFonts w:hint="eastAsia"/>
+          <w:bCs/>
+          <w:szCs w:val="28"/>
+        </w:rPr>
+        <w:t>連入</w:t>
+      </w:r>
+      <w:proofErr w:type="gramEnd"/>
+      <w:r>
+        <w:rPr>
+          <w:rFonts w:hint="eastAsia"/>
+          <w:bCs/>
+          <w:szCs w:val="28"/>
+        </w:rPr>
+        <w:t>「楊柳」的新綠。讀者在讀到風與雨的同時，眼前自然浮現出紅綠相映的</w:t>
+      </w:r>
+      <w:r>
+        <w:rPr>
+          <w:rFonts w:hint="eastAsia"/>
+          <w:bCs/>
+          <w:i/>
+          <w:iCs/>
+          <w:szCs w:val="28"/>
+        </w:rPr>
+        <w:t>江南</w:t>
+      </w:r>
+      <w:r>
+        <w:rPr>
+          <w:rFonts w:hint="eastAsia"/>
+          <w:bCs/>
+          <w:szCs w:val="28"/>
+        </w:rPr>
+        <w:t>春色，這正是文學中極高明的</w:t>
+      </w:r>
+      <w:proofErr w:type="gramStart"/>
+      <w:r>
+        <w:rPr>
+          <w:rFonts w:hint="eastAsia"/>
+          <w:bCs/>
+          <w:szCs w:val="28"/>
+        </w:rPr>
+        <w:t>高級</w:t>
+      </w:r>
+      <w:r>
+        <w:rPr>
+          <w:rFonts w:hint="eastAsia"/>
+          <w:b/>
+          <w:szCs w:val="28"/>
+        </w:rPr>
+        <w:t>通感</w:t>
       </w:r>
       <w:proofErr w:type="gramEnd"/>
       <w:r>
@@ -1459,69 +1590,32 @@
         </w:rPr>
         <w:t>。</w:t>
       </w:r>
-      <w:r>
-        <w:rPr>
-          <w:bCs/>
-          <w:szCs w:val="28"/>
-        </w:rPr>
-        <w:t>楊柳枝隨風盪漾，給人以春風生自楊柳的印象</w:t>
-      </w:r>
-      <w:r>
-        <w:rPr>
-          <w:rFonts w:hint="eastAsia"/>
-          <w:bCs/>
-          <w:szCs w:val="28"/>
-        </w:rPr>
-        <w:t>。</w:t>
-      </w:r>
-      <w:r>
-        <w:rPr>
-          <w:bCs/>
-          <w:szCs w:val="28"/>
-        </w:rPr>
-        <w:t>稱早春時的雨</w:t>
-      </w:r>
-      <w:r>
-        <w:rPr>
-          <w:rFonts w:hint="eastAsia"/>
-          <w:bCs/>
-          <w:szCs w:val="28"/>
-        </w:rPr>
-        <w:t>爲“杏花雨”，</w:t>
-      </w:r>
-      <w:r>
-        <w:rPr>
-          <w:bCs/>
-          <w:szCs w:val="28"/>
-        </w:rPr>
-        <w:t>與稱夏初的雨</w:t>
-      </w:r>
-      <w:r>
-        <w:rPr>
-          <w:rFonts w:hint="eastAsia"/>
-          <w:bCs/>
-          <w:szCs w:val="28"/>
-        </w:rPr>
-        <w:t>爲“黃梅雨”，道理正好相同。“</w:t>
-      </w:r>
-      <w:hyperlink r:id="rId10" w:history="1">
-        <w:r>
-          <w:rPr>
-            <w:rStyle w:val="a7"/>
-            <w:rFonts w:hint="eastAsia"/>
-            <w:bCs/>
-            <w:szCs w:val="28"/>
-          </w:rPr>
-          <w:t>小樓一夜聽春雨，深巷明朝賣杏花</w:t>
-        </w:r>
-      </w:hyperlink>
-      <w:r>
-        <w:rPr>
-          <w:rFonts w:hint="eastAsia"/>
-          <w:bCs/>
-          <w:szCs w:val="28"/>
-        </w:rPr>
-        <w:t>”，</w:t>
+    </w:p>
+    <w:p>
+      <w:pPr>
+        <w:spacing w:after="0" w:line="480" w:lineRule="exact"/>
+        <w:ind w:left="-6" w:right="0" w:hanging="11"/>
+        <w:jc w:val="both"/>
+        <w:rPr>
+          <w:rFonts w:hint="eastAsia"/>
+          <w:szCs w:val="28"/>
+        </w:rPr>
+      </w:pPr>
+      <w:r>
+        <w:rPr>
+          <w:rFonts w:hint="eastAsia"/>
+          <w:bCs/>
+          <w:szCs w:val="28"/>
+        </w:rPr>
+        <w:t xml:space="preserve">　　</w:t>
+      </w:r>
+      <w:r>
+        <w:rPr>
+          <w:rFonts w:hint="eastAsia"/>
+          <w:bCs/>
+          <w:szCs w:val="28"/>
+        </w:rPr>
+        <w:t>這首詩表面上在寫沿途的春風春雨，實際上在寫詩人內心的怡然自得。</w:t>
       </w:r>
       <w:r>
         <w:rPr>
@@ -1530,224 +1624,61 @@
           <w:szCs w:val="28"/>
           <w:u w:val="single"/>
         </w:rPr>
-        <w:t>南宋</w:t>
-      </w:r>
-      <w:r>
-        <w:rPr>
-          <w:rFonts w:hint="eastAsia"/>
-          <w:bCs/>
-          <w:szCs w:val="28"/>
-        </w:rPr>
-        <w:t>初年，大詩人</w:t>
-      </w:r>
-      <w:r>
-        <w:rPr>
-          <w:rFonts w:hint="eastAsia"/>
-          <w:bCs/>
-          <w:szCs w:val="28"/>
-          <w:u w:val="single"/>
-        </w:rPr>
-        <w:t>陸游</w:t>
-      </w:r>
-      <w:r>
-        <w:rPr>
-          <w:rFonts w:hint="eastAsia"/>
-          <w:bCs/>
-          <w:szCs w:val="28"/>
-        </w:rPr>
-        <w:t>已將杏花和春雨聯繫起來。</w:t>
-      </w:r>
-      <w:r>
-        <w:rPr>
-          <w:bCs/>
-          <w:szCs w:val="28"/>
-        </w:rPr>
-        <w:t xml:space="preserve"> “沾衣欲</w:t>
-      </w:r>
-      <w:proofErr w:type="gramStart"/>
-      <w:r>
-        <w:rPr>
-          <w:bCs/>
-          <w:szCs w:val="28"/>
-        </w:rPr>
-        <w:t>溼</w:t>
-      </w:r>
-      <w:proofErr w:type="gramEnd"/>
-      <w:r>
-        <w:rPr>
-          <w:bCs/>
-          <w:szCs w:val="28"/>
-        </w:rPr>
-        <w:t>”，用衣裳似</w:t>
-      </w:r>
-      <w:proofErr w:type="gramStart"/>
-      <w:r>
-        <w:rPr>
-          <w:bCs/>
-          <w:szCs w:val="28"/>
-        </w:rPr>
-        <w:t>溼</w:t>
-      </w:r>
-      <w:proofErr w:type="gramEnd"/>
-      <w:r>
-        <w:rPr>
-          <w:bCs/>
-          <w:szCs w:val="28"/>
-        </w:rPr>
-        <w:t>未</w:t>
-      </w:r>
-      <w:proofErr w:type="gramStart"/>
-      <w:r>
-        <w:rPr>
-          <w:bCs/>
-          <w:szCs w:val="28"/>
-        </w:rPr>
-        <w:t>溼</w:t>
-      </w:r>
-      <w:proofErr w:type="gramEnd"/>
-      <w:r>
-        <w:rPr>
-          <w:bCs/>
-          <w:szCs w:val="28"/>
-        </w:rPr>
-        <w:t>來形容初春細雨似有若無，更見體察之精微，描</w:t>
-      </w:r>
-      <w:r>
-        <w:rPr>
-          <w:rFonts w:hint="eastAsia"/>
-          <w:bCs/>
-          <w:szCs w:val="28"/>
-        </w:rPr>
-        <w:t>摹</w:t>
-      </w:r>
-      <w:r>
-        <w:rPr>
-          <w:bCs/>
-          <w:szCs w:val="28"/>
-        </w:rPr>
-        <w:t>之細膩。試想詩人</w:t>
-      </w:r>
-      <w:proofErr w:type="gramStart"/>
-      <w:r>
-        <w:rPr>
-          <w:bCs/>
-          <w:szCs w:val="28"/>
-        </w:rPr>
-        <w:t>扶杖東行</w:t>
-      </w:r>
-      <w:proofErr w:type="gramEnd"/>
-      <w:r>
-        <w:rPr>
-          <w:bCs/>
-          <w:szCs w:val="28"/>
-        </w:rPr>
-        <w:t>，一路紅杏</w:t>
-      </w:r>
-      <w:r>
-        <w:rPr>
-          <w:b/>
-          <w:szCs w:val="28"/>
-        </w:rPr>
-        <w:t>灼灼</w:t>
-      </w:r>
-      <w:r>
-        <w:rPr>
-          <w:bCs/>
-          <w:szCs w:val="28"/>
-        </w:rPr>
-        <w:t>，綠柳</w:t>
-      </w:r>
-      <w:r>
-        <w:rPr>
-          <w:b/>
-          <w:szCs w:val="28"/>
-        </w:rPr>
-        <w:t>翩翩</w:t>
-      </w:r>
-      <w:r>
-        <w:rPr>
-          <w:bCs/>
-          <w:szCs w:val="28"/>
-        </w:rPr>
-        <w:t>，細雨沾衣，似</w:t>
-      </w:r>
-      <w:proofErr w:type="gramStart"/>
-      <w:r>
-        <w:rPr>
-          <w:bCs/>
-          <w:szCs w:val="28"/>
-        </w:rPr>
-        <w:t>溼</w:t>
-      </w:r>
-      <w:proofErr w:type="gramEnd"/>
-      <w:r>
-        <w:rPr>
-          <w:bCs/>
-          <w:szCs w:val="28"/>
-        </w:rPr>
-        <w:t>而不見</w:t>
-      </w:r>
-      <w:proofErr w:type="gramStart"/>
-      <w:r>
-        <w:rPr>
-          <w:bCs/>
-          <w:szCs w:val="28"/>
-        </w:rPr>
-        <w:t>溼</w:t>
-      </w:r>
-      <w:proofErr w:type="gramEnd"/>
-      <w:r>
-        <w:rPr>
-          <w:bCs/>
-          <w:szCs w:val="28"/>
-        </w:rPr>
-        <w:t>，和風迎面吹來，不覺有一絲兒寒意， 這是</w:t>
-      </w:r>
-      <w:r>
-        <w:rPr>
-          <w:rFonts w:hint="eastAsia"/>
-          <w:bCs/>
-          <w:szCs w:val="28"/>
-        </w:rPr>
-        <w:t>何等</w:t>
-      </w:r>
-      <w:r>
-        <w:rPr>
-          <w:bCs/>
-          <w:szCs w:val="28"/>
-        </w:rPr>
-        <w:t>愜意的春日遠足啊！</w:t>
-      </w:r>
-      <w:r>
-        <w:rPr>
-          <w:rFonts w:hint="eastAsia"/>
+        <w:t>志南</w:t>
+      </w:r>
+      <w:r>
+        <w:rPr>
+          <w:rFonts w:hint="eastAsia"/>
+          <w:bCs/>
+          <w:szCs w:val="28"/>
+        </w:rPr>
+        <w:t>和尚雖是出家人，但他的視角沒有枯槁</w:t>
+      </w:r>
+      <w:r>
+        <w:rPr>
+          <w:rFonts w:hint="eastAsia"/>
+          <w:bCs/>
           <w:szCs w:val="28"/>
         </w:rPr>
         <w:t>(</w:t>
       </w:r>
-      <w:r>
-        <w:rPr>
-          <w:rFonts w:hint="eastAsia"/>
-          <w:szCs w:val="28"/>
-        </w:rPr>
-        <w:t>以上資料來源：</w:t>
-      </w:r>
-      <w:hyperlink r:id="rId11" w:history="1">
-        <w:r>
-          <w:rPr>
-            <w:rStyle w:val="a7"/>
-            <w:szCs w:val="28"/>
-          </w:rPr>
-          <w:t>https://bit.ly/3EYEKW3</w:t>
-        </w:r>
-      </w:hyperlink>
-      <w:hyperlink r:id="rId12" w:history="1"/>
-      <w:r>
-        <w:rPr>
-          <w:rFonts w:hint="eastAsia"/>
+      <w:proofErr w:type="gramStart"/>
+      <w:r>
+        <w:rPr>
+          <w:rFonts w:hint="eastAsia"/>
+          <w:bCs/>
+          <w:color w:val="FF0000"/>
+          <w:sz w:val="16"/>
+          <w:szCs w:val="16"/>
+        </w:rPr>
+        <w:t>ㄍㄠˇ</w:t>
+      </w:r>
+      <w:proofErr w:type="gramEnd"/>
+      <w:r>
+        <w:rPr>
+          <w:rFonts w:hint="eastAsia"/>
+          <w:bCs/>
           <w:szCs w:val="28"/>
         </w:rPr>
         <w:t>)</w:t>
+      </w:r>
+      <w:proofErr w:type="gramStart"/>
+      <w:r>
+        <w:rPr>
+          <w:rFonts w:hint="eastAsia"/>
+          <w:bCs/>
+          <w:szCs w:val="28"/>
+        </w:rPr>
+        <w:t>的禪相</w:t>
+      </w:r>
+      <w:proofErr w:type="gramEnd"/>
+      <w:r>
+        <w:rPr>
+          <w:rFonts w:hint="eastAsia"/>
+          <w:bCs/>
+          <w:szCs w:val="28"/>
+        </w:rPr>
+        <w:t>，反而充滿了對世間美好事物的熱愛。透過他溫暖的筆觸，我們看見的不僅是一場春遊，更是一種與萬物和諧共處的超然心境。</w:t>
       </w:r>
     </w:p>
     <w:p>
@@ -1779,17 +1710,25 @@
           <w:numId w:val="14"/>
         </w:numPr>
         <w:spacing w:after="0" w:line="480" w:lineRule="exact"/>
-        <w:ind w:leftChars="0" w:right="0"/>
-        <w:rPr>
-          <w:szCs w:val="28"/>
-        </w:rPr>
-      </w:pPr>
-      <w:r>
-        <w:rPr>
-          <w:rFonts w:hint="eastAsia"/>
-          <w:szCs w:val="28"/>
-        </w:rPr>
-        <w:t>拄(</w:t>
+        <w:ind w:leftChars="0" w:left="284" w:right="0" w:hanging="284"/>
+        <w:jc w:val="both"/>
+        <w:rPr>
+          <w:szCs w:val="28"/>
+        </w:rPr>
+      </w:pPr>
+      <w:r>
+        <w:rPr>
+          <w:rFonts w:hint="eastAsia"/>
+          <w:szCs w:val="28"/>
+        </w:rPr>
+        <w:t>淋漓</w:t>
+      </w:r>
+      <w:r>
+        <w:rPr>
+          <w:rFonts w:hint="eastAsia"/>
+          <w:szCs w:val="28"/>
+        </w:rPr>
+        <w:t>(</w:t>
       </w:r>
       <w:proofErr w:type="gramStart"/>
       <w:r>
@@ -1799,16 +1738,43 @@
           <w:sz w:val="16"/>
           <w:szCs w:val="16"/>
         </w:rPr>
-        <w:t>ㄓㄨˇ</w:t>
-      </w:r>
-      <w:r>
-        <w:rPr>
-          <w:rFonts w:hint="eastAsia"/>
-          <w:szCs w:val="28"/>
-        </w:rPr>
-        <w:t>)著</w:t>
-      </w:r>
-      <w:proofErr w:type="gramEnd"/>
+        <w:t>ㄌㄧㄣˊ</w:t>
+      </w:r>
+      <w:proofErr w:type="gramEnd"/>
+      <w:r>
+        <w:rPr>
+          <w:rFonts w:hint="eastAsia"/>
+          <w:color w:val="FF0000"/>
+          <w:sz w:val="16"/>
+          <w:szCs w:val="16"/>
+        </w:rPr>
+        <w:t xml:space="preserve"> </w:t>
+      </w:r>
+      <w:proofErr w:type="gramStart"/>
+      <w:r>
+        <w:rPr>
+          <w:rFonts w:hint="eastAsia"/>
+          <w:color w:val="FF0000"/>
+          <w:sz w:val="16"/>
+          <w:szCs w:val="16"/>
+        </w:rPr>
+        <w:t>ㄌㄧˊ</w:t>
+      </w:r>
+      <w:proofErr w:type="gramEnd"/>
+      <w:r>
+        <w:rPr>
+          <w:rFonts w:hint="eastAsia"/>
+          <w:szCs w:val="28"/>
+        </w:rPr>
+        <w:t>)</w:t>
+      </w:r>
+      <w:r>
+        <w:rPr>
+          <w:rFonts w:hint="eastAsia"/>
+          <w:szCs w:val="28"/>
+        </w:rPr>
+        <w:t>盡致</w:t>
+      </w:r>
       <w:r>
         <w:rPr>
           <w:rFonts w:hint="eastAsia"/>
@@ -1821,37 +1787,23 @@
           <w:rFonts w:hint="eastAsia"/>
           <w:szCs w:val="28"/>
         </w:rPr>
-        <w:t>支撐</w:t>
-      </w:r>
-      <w:r>
-        <w:rPr>
-          <w:rFonts w:hint="eastAsia"/>
-          <w:szCs w:val="28"/>
-        </w:rPr>
-        <w:t>著</w:t>
-      </w:r>
-      <w:r>
-        <w:rPr>
-          <w:rFonts w:hint="eastAsia"/>
-          <w:szCs w:val="28"/>
-        </w:rPr>
-        <w:t>。【例】他拄著</w:t>
-      </w:r>
-      <w:proofErr w:type="gramStart"/>
-      <w:r>
-        <w:rPr>
-          <w:rFonts w:hint="eastAsia"/>
-          <w:szCs w:val="28"/>
-        </w:rPr>
-        <w:t>枴</w:t>
-      </w:r>
-      <w:proofErr w:type="gramEnd"/>
-      <w:r>
-        <w:rPr>
-          <w:rFonts w:hint="eastAsia"/>
-          <w:szCs w:val="28"/>
-        </w:rPr>
-        <w:t>杖，一步一步的走出去。</w:t>
+        <w:t>淋漓，本指大雨大汗直</w:t>
+      </w:r>
+      <w:proofErr w:type="gramStart"/>
+      <w:r>
+        <w:rPr>
+          <w:rFonts w:hint="eastAsia"/>
+          <w:szCs w:val="28"/>
+        </w:rPr>
+        <w:t>往下滴的</w:t>
+      </w:r>
+      <w:proofErr w:type="gramEnd"/>
+      <w:r>
+        <w:rPr>
+          <w:rFonts w:hint="eastAsia"/>
+          <w:szCs w:val="28"/>
+        </w:rPr>
+        <w:t>暢快樣子；盡致，指表達到了極點。形容文章、藝術作品或言語，發揮、刻劃得非常徹底、完美，沒有任何保留。</w:t>
       </w:r>
     </w:p>
     <w:p>
@@ -1862,51 +1814,17 @@
           <w:numId w:val="14"/>
         </w:numPr>
         <w:spacing w:after="0" w:line="480" w:lineRule="exact"/>
-        <w:ind w:leftChars="0" w:right="0"/>
-        <w:rPr>
-          <w:szCs w:val="28"/>
-        </w:rPr>
-      </w:pPr>
-      <w:proofErr w:type="gramStart"/>
-      <w:r>
-        <w:rPr>
-          <w:rFonts w:hint="eastAsia"/>
-          <w:szCs w:val="28"/>
-        </w:rPr>
-        <w:t>恣</w:t>
-      </w:r>
-      <w:proofErr w:type="gramEnd"/>
-      <w:r>
-        <w:rPr>
-          <w:rFonts w:hint="eastAsia"/>
-          <w:szCs w:val="28"/>
-        </w:rPr>
-        <w:t>(</w:t>
-      </w:r>
-      <w:proofErr w:type="gramStart"/>
-      <w:r>
-        <w:rPr>
-          <w:rFonts w:hint="eastAsia"/>
-          <w:color w:val="FF0000"/>
-          <w:sz w:val="16"/>
-          <w:szCs w:val="16"/>
-        </w:rPr>
-        <w:t>ㄗˋ</w:t>
-      </w:r>
-      <w:proofErr w:type="gramEnd"/>
-      <w:r>
-        <w:rPr>
-          <w:rFonts w:hint="eastAsia"/>
-          <w:szCs w:val="28"/>
-        </w:rPr>
-        <w:t>)</w:t>
-      </w:r>
-      <w:r>
-        <w:rPr>
-          <w:rFonts w:hint="eastAsia"/>
-          <w:szCs w:val="28"/>
-        </w:rPr>
-        <w:t>意</w:t>
+        <w:ind w:leftChars="0" w:left="284" w:right="0" w:hanging="284"/>
+        <w:rPr>
+          <w:szCs w:val="28"/>
+        </w:rPr>
+      </w:pPr>
+      <w:r>
+        <w:rPr>
+          <w:rFonts w:hint="eastAsia"/>
+          <w:szCs w:val="28"/>
+        </w:rPr>
+        <w:t>隱逸</w:t>
       </w:r>
       <w:r>
         <w:rPr>
@@ -1920,24 +1838,23 @@
           <w:rFonts w:hint="eastAsia"/>
           <w:szCs w:val="28"/>
         </w:rPr>
-        <w:t>放任而不加以約束。</w:t>
-      </w:r>
-    </w:p>
-    <w:p>
-      <w:pPr>
-        <w:pStyle w:val="a9"/>
-        <w:spacing w:after="0" w:line="480" w:lineRule="exact"/>
-        <w:ind w:leftChars="0" w:right="0" w:firstLine="0"/>
-        <w:rPr>
-          <w:szCs w:val="28"/>
-        </w:rPr>
-      </w:pPr>
-      <w:r>
-        <w:rPr>
-          <w:rFonts w:hint="eastAsia"/>
-          <w:szCs w:val="28"/>
-        </w:rPr>
-        <w:t>【例】詩人文士酒酣耳熱之際，往往恣意高歌，下筆千言。</w:t>
+        <w:t>指隱居避</w:t>
+      </w:r>
+      <w:proofErr w:type="gramStart"/>
+      <w:r>
+        <w:rPr>
+          <w:rFonts w:hint="eastAsia"/>
+          <w:szCs w:val="28"/>
+        </w:rPr>
+        <w:t>世</w:t>
+      </w:r>
+      <w:proofErr w:type="gramEnd"/>
+      <w:r>
+        <w:rPr>
+          <w:rFonts w:hint="eastAsia"/>
+          <w:szCs w:val="28"/>
+        </w:rPr>
+        <w:t>，不當官、不追求名利，過著與大自然為伍的平靜生活。</w:t>
       </w:r>
     </w:p>
     <w:p>
@@ -1948,74 +1865,31 @@
           <w:numId w:val="14"/>
         </w:numPr>
         <w:spacing w:after="0" w:line="480" w:lineRule="exact"/>
-        <w:ind w:leftChars="0" w:right="0"/>
-        <w:rPr>
-          <w:szCs w:val="28"/>
-        </w:rPr>
-      </w:pPr>
-      <w:r>
-        <w:rPr>
-          <w:rFonts w:hint="eastAsia"/>
-          <w:szCs w:val="28"/>
-        </w:rPr>
-        <w:t>輕</w:t>
-      </w:r>
-      <w:proofErr w:type="gramStart"/>
-      <w:r>
-        <w:rPr>
-          <w:rFonts w:hint="eastAsia"/>
-          <w:szCs w:val="28"/>
-        </w:rPr>
-        <w:t>颺</w:t>
-      </w:r>
-      <w:proofErr w:type="gramEnd"/>
-      <w:r>
-        <w:rPr>
-          <w:rFonts w:hint="eastAsia"/>
-          <w:szCs w:val="28"/>
-        </w:rPr>
-        <w:t>(</w:t>
-      </w:r>
-      <w:proofErr w:type="gramStart"/>
-      <w:r>
-        <w:rPr>
-          <w:rFonts w:hint="eastAsia"/>
-          <w:color w:val="FF0000"/>
-          <w:sz w:val="16"/>
-          <w:szCs w:val="16"/>
-        </w:rPr>
-        <w:t>ㄧㄤˊ</w:t>
-      </w:r>
-      <w:proofErr w:type="gramEnd"/>
-      <w:r>
-        <w:rPr>
-          <w:rFonts w:hint="eastAsia"/>
-          <w:szCs w:val="28"/>
-        </w:rPr>
-        <w:t>)：</w:t>
-      </w:r>
-      <w:r>
-        <w:rPr>
-          <w:rFonts w:hint="eastAsia"/>
-          <w:szCs w:val="28"/>
-        </w:rPr>
-        <w:t>隨風輕輕飄揚。如：「國旗在微風中輕</w:t>
-      </w:r>
-      <w:proofErr w:type="gramStart"/>
-      <w:r>
-        <w:rPr>
-          <w:rFonts w:hint="eastAsia"/>
-          <w:szCs w:val="28"/>
-        </w:rPr>
-        <w:t>颺</w:t>
-      </w:r>
-      <w:proofErr w:type="gramEnd"/>
-      <w:r>
-        <w:rPr>
-          <w:rFonts w:hint="eastAsia"/>
-          <w:szCs w:val="28"/>
-        </w:rPr>
-        <w:t>。」</w:t>
+        <w:ind w:leftChars="0" w:left="284" w:right="0" w:hanging="284"/>
+        <w:rPr>
+          <w:szCs w:val="28"/>
+        </w:rPr>
+      </w:pPr>
+      <w:r>
+        <w:rPr>
+          <w:rFonts w:hint="eastAsia"/>
+          <w:szCs w:val="28"/>
+        </w:rPr>
+        <w:t>參天</w:t>
+      </w:r>
+      <w:r>
+        <w:rPr>
+          <w:rFonts w:hint="eastAsia"/>
+          <w:szCs w:val="28"/>
+        </w:rPr>
+        <w:t>：</w:t>
+      </w:r>
+      <w:r>
+        <w:rPr>
+          <w:rFonts w:hint="eastAsia"/>
+          <w:szCs w:val="28"/>
+        </w:rPr>
+        <w:t>形容樹木或建築物非常高大，彷彿直插雲霄、碰到了天空一樣。</w:t>
       </w:r>
     </w:p>
     <w:p>
@@ -2026,17 +1900,31 @@
           <w:numId w:val="14"/>
         </w:numPr>
         <w:spacing w:after="0" w:line="480" w:lineRule="exact"/>
-        <w:ind w:leftChars="0" w:right="0"/>
-        <w:rPr>
-          <w:szCs w:val="28"/>
-        </w:rPr>
-      </w:pPr>
-      <w:r>
-        <w:rPr>
-          <w:rFonts w:hint="eastAsia"/>
-          <w:szCs w:val="28"/>
-        </w:rPr>
-        <w:t>「應」花期：配合。</w:t>
+        <w:ind w:leftChars="0" w:left="284" w:right="0" w:hanging="284"/>
+        <w:rPr>
+          <w:szCs w:val="28"/>
+        </w:rPr>
+      </w:pPr>
+      <w:r>
+        <w:rPr>
+          <w:rFonts w:hint="eastAsia"/>
+          <w:szCs w:val="28"/>
+        </w:rPr>
+        <w:t>物我合一</w:t>
+      </w:r>
+      <w:r>
+        <w:rPr>
+          <w:rFonts w:hint="eastAsia"/>
+          <w:szCs w:val="28"/>
+        </w:rPr>
+        <w:t>：</w:t>
+      </w:r>
+      <w:r>
+        <w:rPr>
+          <w:rFonts w:hint="eastAsia"/>
+          <w:szCs w:val="28"/>
+        </w:rPr>
+        <w:t>一種心靈境界。指人與大自然完全融合在一起，沒有距離。</w:t>
       </w:r>
     </w:p>
     <w:p>
@@ -2047,31 +1935,21 @@
           <w:numId w:val="14"/>
         </w:numPr>
         <w:spacing w:after="0" w:line="480" w:lineRule="exact"/>
-        <w:ind w:leftChars="0" w:right="0"/>
-        <w:rPr>
-          <w:szCs w:val="28"/>
-        </w:rPr>
-      </w:pPr>
-      <w:r>
-        <w:rPr>
-          <w:bCs/>
-          <w:szCs w:val="28"/>
-        </w:rPr>
-        <w:t>欣</w:t>
-      </w:r>
-      <w:proofErr w:type="gramStart"/>
-      <w:r>
-        <w:rPr>
-          <w:bCs/>
-          <w:szCs w:val="28"/>
-        </w:rPr>
-        <w:t>欣</w:t>
-      </w:r>
-      <w:proofErr w:type="gramEnd"/>
-      <w:r>
-        <w:rPr>
-          <w:rFonts w:hint="eastAsia"/>
-          <w:bCs/>
+        <w:ind w:leftChars="0" w:left="284" w:right="0" w:hanging="284"/>
+        <w:rPr>
+          <w:szCs w:val="28"/>
+        </w:rPr>
+      </w:pPr>
+      <w:r>
+        <w:rPr>
+          <w:rFonts w:hint="eastAsia"/>
+          <w:szCs w:val="28"/>
+        </w:rPr>
+        <w:t>隔閡</w:t>
+      </w:r>
+      <w:r>
+        <w:rPr>
+          <w:rFonts w:hint="eastAsia"/>
           <w:szCs w:val="28"/>
         </w:rPr>
         <w:t>：</w:t>
@@ -2079,33 +1957,9 @@
       <w:r>
         <w:rPr>
           <w:rFonts w:hint="eastAsia"/>
-          <w:bCs/>
-          <w:szCs w:val="28"/>
-        </w:rPr>
-        <w:t>喜悅的樣子。</w:t>
-      </w:r>
-      <w:r>
-        <w:rPr>
-          <w:bCs/>
-          <w:szCs w:val="28"/>
-        </w:rPr>
-        <w:t>[例]接獲此一訊息，</w:t>
-      </w:r>
-      <w:proofErr w:type="gramStart"/>
-      <w:r>
-        <w:rPr>
-          <w:bCs/>
-          <w:szCs w:val="28"/>
-        </w:rPr>
-        <w:t>眾人皆欣欣然</w:t>
-      </w:r>
-      <w:proofErr w:type="gramEnd"/>
-      <w:r>
-        <w:rPr>
-          <w:bCs/>
-          <w:szCs w:val="28"/>
-        </w:rPr>
-        <w:t>有喜色。</w:t>
+          <w:szCs w:val="28"/>
+        </w:rPr>
+        <w:t>彼此之間思想、情感無法溝通，產生了距離或障礙。</w:t>
       </w:r>
     </w:p>
     <w:p>
@@ -2116,18 +1970,31 @@
           <w:numId w:val="14"/>
         </w:numPr>
         <w:spacing w:after="0" w:line="480" w:lineRule="exact"/>
-        <w:ind w:leftChars="0" w:right="0"/>
-        <w:rPr>
-          <w:rFonts w:hint="eastAsia"/>
-          <w:szCs w:val="28"/>
-        </w:rPr>
-      </w:pPr>
-      <w:r>
-        <w:rPr>
-          <w:rFonts w:hint="eastAsia"/>
-          <w:szCs w:val="28"/>
-        </w:rPr>
-        <w:t>和風：溫和的風。</w:t>
+        <w:ind w:leftChars="0" w:left="284" w:right="0" w:hanging="284"/>
+        <w:rPr>
+          <w:szCs w:val="28"/>
+        </w:rPr>
+      </w:pPr>
+      <w:r>
+        <w:rPr>
+          <w:rFonts w:hint="eastAsia"/>
+          <w:szCs w:val="28"/>
+        </w:rPr>
+        <w:t>狼狽</w:t>
+      </w:r>
+      <w:r>
+        <w:rPr>
+          <w:rFonts w:hint="eastAsia"/>
+          <w:szCs w:val="28"/>
+        </w:rPr>
+        <w:t>：</w:t>
+      </w:r>
+      <w:r>
+        <w:rPr>
+          <w:rFonts w:hint="eastAsia"/>
+          <w:szCs w:val="28"/>
+        </w:rPr>
+        <w:t>形容處境非常窘迫、困苦，或者外表看起來很不整潔、慌張的樣子。</w:t>
       </w:r>
     </w:p>
     <w:p>
@@ -2138,49 +2005,17 @@
           <w:numId w:val="14"/>
         </w:numPr>
         <w:spacing w:after="0" w:line="480" w:lineRule="exact"/>
-        <w:ind w:leftChars="0" w:right="0"/>
-        <w:rPr>
-          <w:szCs w:val="28"/>
-        </w:rPr>
-      </w:pPr>
-      <w:r>
-        <w:rPr>
-          <w:rFonts w:hint="eastAsia"/>
-          <w:szCs w:val="28"/>
-        </w:rPr>
-        <w:t>灼</w:t>
-      </w:r>
-      <w:r>
-        <w:rPr>
-          <w:rFonts w:hint="eastAsia"/>
-          <w:szCs w:val="28"/>
-        </w:rPr>
-        <w:t>(</w:t>
-      </w:r>
-      <w:proofErr w:type="gramStart"/>
-      <w:r>
-        <w:rPr>
-          <w:rFonts w:hint="eastAsia"/>
-          <w:color w:val="FF0000"/>
-          <w:sz w:val="16"/>
-          <w:szCs w:val="16"/>
-        </w:rPr>
-        <w:t>ㄓㄨㄛˊ</w:t>
-      </w:r>
-      <w:proofErr w:type="gramEnd"/>
-      <w:r>
-        <w:rPr>
-          <w:rFonts w:hint="eastAsia"/>
-          <w:szCs w:val="28"/>
-        </w:rPr>
-        <w:t>)</w:t>
-      </w:r>
-      <w:r>
-        <w:rPr>
-          <w:rFonts w:hint="eastAsia"/>
-          <w:szCs w:val="28"/>
-        </w:rPr>
-        <w:t>灼</w:t>
+        <w:ind w:leftChars="0" w:left="284" w:right="0" w:hanging="284"/>
+        <w:rPr>
+          <w:szCs w:val="28"/>
+        </w:rPr>
+      </w:pPr>
+      <w:r>
+        <w:rPr>
+          <w:rFonts w:hint="eastAsia"/>
+          <w:szCs w:val="28"/>
+        </w:rPr>
+        <w:t>空靈</w:t>
       </w:r>
       <w:r>
         <w:rPr>
@@ -2194,21 +2029,7 @@
           <w:rFonts w:hint="eastAsia"/>
           <w:szCs w:val="28"/>
         </w:rPr>
-        <w:t>花茂盛鮮明</w:t>
-      </w:r>
-      <w:r>
-        <w:rPr>
-          <w:rFonts w:hint="eastAsia"/>
-          <w:szCs w:val="28"/>
-        </w:rPr>
-        <w:t>；</w:t>
-      </w:r>
-      <w:r>
-        <w:rPr>
-          <w:rFonts w:hint="eastAsia"/>
-          <w:szCs w:val="28"/>
-        </w:rPr>
-        <w:t>明亮。</w:t>
+        <w:t>形容一種極其自然、清新、不沾染俗氣的美感。畫面看起來很乾淨，卻非常有想像空間。</w:t>
       </w:r>
     </w:p>
     <w:p>
@@ -2219,24 +2040,36 @@
           <w:numId w:val="14"/>
         </w:numPr>
         <w:spacing w:after="0" w:line="480" w:lineRule="exact"/>
-        <w:ind w:leftChars="0" w:right="0"/>
-        <w:rPr>
-          <w:szCs w:val="28"/>
-        </w:rPr>
-      </w:pPr>
-      <w:r>
-        <w:rPr>
-          <w:rFonts w:hint="eastAsia"/>
-          <w:szCs w:val="28"/>
-        </w:rPr>
-        <w:t>翩翩</w:t>
-      </w:r>
-      <w:r>
-        <w:rPr>
-          <w:rFonts w:hint="eastAsia"/>
+        <w:ind w:leftChars="0" w:left="284" w:right="0" w:hanging="284"/>
+        <w:jc w:val="both"/>
+        <w:rPr>
+          <w:spacing w:val="-6"/>
+          <w:szCs w:val="28"/>
+        </w:rPr>
+      </w:pPr>
+      <w:r>
+        <w:rPr>
+          <w:rFonts w:hint="eastAsia"/>
+          <w:spacing w:val="-6"/>
+          <w:szCs w:val="28"/>
+        </w:rPr>
+        <w:t>烘托</w:t>
+      </w:r>
+      <w:r>
+        <w:rPr>
+          <w:rFonts w:hint="eastAsia"/>
+          <w:spacing w:val="-6"/>
           <w:szCs w:val="28"/>
         </w:rPr>
         <w:t>：</w:t>
+      </w:r>
+      <w:r>
+        <w:rPr>
+          <w:rFonts w:hint="eastAsia"/>
+          <w:spacing w:val="-6"/>
+          <w:szCs w:val="28"/>
+        </w:rPr>
+        <w:t>文學上指從側面、周圍的景物來暗示或襯托，讓想要表達的主體更加鮮明。</w:t>
       </w:r>
     </w:p>
     <w:p>
@@ -2244,20 +2077,401 @@
         <w:pStyle w:val="a9"/>
         <w:numPr>
           <w:ilvl w:val="0"/>
-          <w:numId w:val="37"/>
+          <w:numId w:val="14"/>
         </w:numPr>
         <w:spacing w:after="0" w:line="480" w:lineRule="exact"/>
-        <w:ind w:leftChars="0" w:right="0"/>
-        <w:rPr>
-          <w:szCs w:val="28"/>
-        </w:rPr>
-      </w:pPr>
-      <w:r>
-        <w:rPr>
-          <w:rFonts w:hint="eastAsia"/>
-          <w:szCs w:val="28"/>
-        </w:rPr>
-        <w:t>形容動作輕盈。【例】蝴蝶在花叢裡翩翩起舞。</w:t>
+        <w:ind w:leftChars="0" w:left="284" w:right="0" w:hanging="284"/>
+        <w:jc w:val="both"/>
+        <w:rPr>
+          <w:szCs w:val="28"/>
+        </w:rPr>
+      </w:pPr>
+      <w:proofErr w:type="gramStart"/>
+      <w:r>
+        <w:rPr>
+          <w:rFonts w:hint="eastAsia"/>
+          <w:szCs w:val="28"/>
+        </w:rPr>
+        <w:t>高級</w:t>
+      </w:r>
+      <w:r>
+        <w:rPr>
+          <w:rFonts w:hint="eastAsia"/>
+          <w:szCs w:val="28"/>
+        </w:rPr>
+        <w:t>通感</w:t>
+      </w:r>
+      <w:proofErr w:type="gramEnd"/>
+      <w:r>
+        <w:rPr>
+          <w:rFonts w:hint="eastAsia"/>
+          <w:szCs w:val="28"/>
+        </w:rPr>
+        <w:t>：</w:t>
+      </w:r>
+      <w:r>
+        <w:rPr>
+          <w:rFonts w:hint="eastAsia"/>
+          <w:szCs w:val="28"/>
+        </w:rPr>
+        <w:t>在文學修辭中，「</w:t>
+      </w:r>
+      <w:proofErr w:type="gramStart"/>
+      <w:r>
+        <w:rPr>
+          <w:rFonts w:hint="eastAsia"/>
+          <w:szCs w:val="28"/>
+        </w:rPr>
+        <w:t>通感</w:t>
+      </w:r>
+      <w:proofErr w:type="gramEnd"/>
+      <w:r>
+        <w:rPr>
+          <w:rFonts w:hint="eastAsia"/>
+          <w:szCs w:val="28"/>
+        </w:rPr>
+        <w:t>」又被稱為「</w:t>
+      </w:r>
+      <w:proofErr w:type="gramStart"/>
+      <w:r>
+        <w:rPr>
+          <w:rFonts w:hint="eastAsia"/>
+          <w:szCs w:val="28"/>
+        </w:rPr>
+        <w:t>移覺」</w:t>
+      </w:r>
+      <w:proofErr w:type="gramEnd"/>
+      <w:r>
+        <w:rPr>
+          <w:rFonts w:hint="eastAsia"/>
+          <w:szCs w:val="28"/>
+        </w:rPr>
+        <w:t>。簡單來說，就是「把某一種感官的感覺（如聽覺），轉移到另一種感官（如視覺、觸覺）上來描寫」，讓原本碰不到、看不見的感受，變得具體、立體。</w:t>
+      </w:r>
+      <w:r>
+        <w:rPr>
+          <w:rFonts w:hint="eastAsia"/>
+          <w:szCs w:val="28"/>
+        </w:rPr>
+        <w:t>在文學修辭中，「</w:t>
+      </w:r>
+      <w:proofErr w:type="gramStart"/>
+      <w:r>
+        <w:rPr>
+          <w:rFonts w:hint="eastAsia"/>
+          <w:szCs w:val="28"/>
+        </w:rPr>
+        <w:t>通感</w:t>
+      </w:r>
+      <w:proofErr w:type="gramEnd"/>
+      <w:r>
+        <w:rPr>
+          <w:rFonts w:hint="eastAsia"/>
+          <w:szCs w:val="28"/>
+        </w:rPr>
+        <w:t>」又被稱為「</w:t>
+      </w:r>
+      <w:proofErr w:type="gramStart"/>
+      <w:r>
+        <w:rPr>
+          <w:rFonts w:hint="eastAsia"/>
+          <w:szCs w:val="28"/>
+        </w:rPr>
+        <w:t>移覺」</w:t>
+      </w:r>
+      <w:proofErr w:type="gramEnd"/>
+      <w:r>
+        <w:rPr>
+          <w:rFonts w:hint="eastAsia"/>
+          <w:szCs w:val="28"/>
+        </w:rPr>
+        <w:t>。簡單來說，就是「把某一種感官的感覺（如聽覺），轉移到另一種感官（如視覺、觸覺）上來描寫」，讓原本碰不到、看不見的感受，變得具體、立體</w:t>
+      </w:r>
+      <w:r>
+        <w:rPr>
+          <w:szCs w:val="28"/>
+        </w:rPr>
+        <w:br/>
+      </w:r>
+      <w:r>
+        <w:rPr>
+          <w:rFonts w:hint="eastAsia"/>
+          <w:szCs w:val="28"/>
+        </w:rPr>
+        <w:lastRenderedPageBreak/>
+        <w:t>。日常生活中我們也常使用簡單</w:t>
+      </w:r>
+      <w:proofErr w:type="gramStart"/>
+      <w:r>
+        <w:rPr>
+          <w:rFonts w:hint="eastAsia"/>
+          <w:szCs w:val="28"/>
+        </w:rPr>
+        <w:t>的通感</w:t>
+      </w:r>
+      <w:proofErr w:type="gramEnd"/>
+      <w:r>
+        <w:rPr>
+          <w:rFonts w:hint="eastAsia"/>
+          <w:szCs w:val="28"/>
+        </w:rPr>
+        <w:t>，例如說某人的聲音很「甜」（聽覺轉味覺），或者</w:t>
+      </w:r>
+      <w:proofErr w:type="gramStart"/>
+      <w:r>
+        <w:rPr>
+          <w:rFonts w:hint="eastAsia"/>
+          <w:szCs w:val="28"/>
+        </w:rPr>
+        <w:t>說這間</w:t>
+      </w:r>
+      <w:proofErr w:type="gramEnd"/>
+      <w:r>
+        <w:rPr>
+          <w:rFonts w:hint="eastAsia"/>
+          <w:szCs w:val="28"/>
+        </w:rPr>
+        <w:t>房間的配色很「溫暖」（視覺轉觸覺）。而我</w:t>
+      </w:r>
+      <w:proofErr w:type="gramStart"/>
+      <w:r>
+        <w:rPr>
+          <w:rFonts w:hint="eastAsia"/>
+          <w:szCs w:val="28"/>
+        </w:rPr>
+        <w:t>之所以稱</w:t>
+      </w:r>
+      <w:r>
+        <w:rPr>
+          <w:rFonts w:hint="eastAsia"/>
+          <w:szCs w:val="28"/>
+          <w:u w:val="single"/>
+        </w:rPr>
+        <w:t>志南</w:t>
+      </w:r>
+      <w:proofErr w:type="gramEnd"/>
+      <w:r>
+        <w:rPr>
+          <w:rFonts w:hint="eastAsia"/>
+          <w:szCs w:val="28"/>
+        </w:rPr>
+        <w:t>和尚的詩作是「</w:t>
+      </w:r>
+      <w:proofErr w:type="gramStart"/>
+      <w:r>
+        <w:rPr>
+          <w:rFonts w:hint="eastAsia"/>
+          <w:szCs w:val="28"/>
+        </w:rPr>
+        <w:t>高級通感</w:t>
+      </w:r>
+      <w:proofErr w:type="gramEnd"/>
+      <w:r>
+        <w:rPr>
+          <w:rFonts w:hint="eastAsia"/>
+          <w:szCs w:val="28"/>
+        </w:rPr>
+        <w:t>」，是因為它超越了普通的「</w:t>
+      </w:r>
+      <w:proofErr w:type="gramStart"/>
+      <w:r>
+        <w:rPr>
+          <w:rFonts w:hint="eastAsia"/>
+          <w:szCs w:val="28"/>
+        </w:rPr>
+        <w:t>Ａ</w:t>
+      </w:r>
+      <w:proofErr w:type="gramEnd"/>
+      <w:r>
+        <w:rPr>
+          <w:rFonts w:hint="eastAsia"/>
+          <w:szCs w:val="28"/>
+        </w:rPr>
+        <w:t>感官轉</w:t>
+      </w:r>
+      <w:proofErr w:type="gramStart"/>
+      <w:r>
+        <w:rPr>
+          <w:rFonts w:hint="eastAsia"/>
+          <w:szCs w:val="28"/>
+        </w:rPr>
+        <w:t>Ｂ</w:t>
+      </w:r>
+      <w:proofErr w:type="gramEnd"/>
+      <w:r>
+        <w:rPr>
+          <w:rFonts w:hint="eastAsia"/>
+          <w:szCs w:val="28"/>
+        </w:rPr>
+        <w:t>感官」的字面互換</w:t>
+      </w:r>
+      <w:r>
+        <w:rPr>
+          <w:szCs w:val="28"/>
+        </w:rPr>
+        <w:br/>
+      </w:r>
+      <w:r>
+        <w:rPr>
+          <w:rFonts w:hint="eastAsia"/>
+          <w:szCs w:val="28"/>
+        </w:rPr>
+        <w:t>，而是將「無形的自然現象」與「有形的植物色彩與意象」進行了多層次的心理交織</w:t>
+      </w:r>
+      <w:r>
+        <w:rPr>
+          <w:rFonts w:hint="eastAsia"/>
+          <w:szCs w:val="28"/>
+        </w:rPr>
+        <w:t>。</w:t>
+      </w:r>
+    </w:p>
+    <w:p>
+      <w:pPr>
+        <w:pStyle w:val="a9"/>
+        <w:spacing w:after="0" w:line="480" w:lineRule="exact"/>
+        <w:ind w:leftChars="0" w:left="284" w:right="0" w:firstLine="0"/>
+        <w:jc w:val="both"/>
+        <w:rPr>
+          <w:rFonts w:hint="eastAsia"/>
+          <w:szCs w:val="28"/>
+        </w:rPr>
+      </w:pPr>
+      <w:r>
+        <w:rPr>
+          <w:rFonts w:hint="eastAsia"/>
+          <w:szCs w:val="28"/>
+        </w:rPr>
+        <w:t>一般</w:t>
+      </w:r>
+      <w:proofErr w:type="gramStart"/>
+      <w:r>
+        <w:rPr>
+          <w:rFonts w:hint="eastAsia"/>
+          <w:szCs w:val="28"/>
+        </w:rPr>
+        <w:t>的通感寫法</w:t>
+      </w:r>
+      <w:proofErr w:type="gramEnd"/>
+      <w:r>
+        <w:rPr>
+          <w:rFonts w:hint="eastAsia"/>
+          <w:szCs w:val="28"/>
+        </w:rPr>
+        <w:t>：可能會寫「春風很溫柔」、「春雨</w:t>
+      </w:r>
+      <w:proofErr w:type="gramStart"/>
+      <w:r>
+        <w:rPr>
+          <w:rFonts w:hint="eastAsia"/>
+          <w:szCs w:val="28"/>
+        </w:rPr>
+        <w:t>很</w:t>
+      </w:r>
+      <w:proofErr w:type="gramEnd"/>
+      <w:r>
+        <w:rPr>
+          <w:rFonts w:hint="eastAsia"/>
+          <w:szCs w:val="28"/>
+        </w:rPr>
+        <w:t>細軟」，這只是單純的觸覺摹寫。</w:t>
+      </w:r>
+      <w:r>
+        <w:rPr>
+          <w:rFonts w:hint="eastAsia"/>
+          <w:szCs w:val="28"/>
+          <w:u w:val="single"/>
+        </w:rPr>
+        <w:t>志南</w:t>
+      </w:r>
+      <w:r>
+        <w:rPr>
+          <w:rFonts w:hint="eastAsia"/>
+          <w:szCs w:val="28"/>
+        </w:rPr>
+        <w:t>和尚的</w:t>
+      </w:r>
+      <w:proofErr w:type="gramStart"/>
+      <w:r>
+        <w:rPr>
+          <w:rFonts w:hint="eastAsia"/>
+          <w:szCs w:val="28"/>
+        </w:rPr>
+        <w:t>高級通感</w:t>
+      </w:r>
+      <w:proofErr w:type="gramEnd"/>
+      <w:r>
+        <w:rPr>
+          <w:rFonts w:hint="eastAsia"/>
+          <w:szCs w:val="28"/>
+        </w:rPr>
+        <w:t>：「杏花雨」：雨本身是無色的，但因為它落在粉紅色的杏花上，詩人便把「觸覺的雨」與「視覺的粉紅杏花」融為一體。你肌膚感受到雨的「欲</w:t>
+      </w:r>
+      <w:proofErr w:type="gramStart"/>
+      <w:r>
+        <w:rPr>
+          <w:rFonts w:hint="eastAsia"/>
+          <w:szCs w:val="28"/>
+        </w:rPr>
+        <w:t>溼</w:t>
+      </w:r>
+      <w:proofErr w:type="gramEnd"/>
+      <w:r>
+        <w:rPr>
+          <w:rFonts w:hint="eastAsia"/>
+          <w:szCs w:val="28"/>
+        </w:rPr>
+        <w:t>」，眼前卻同時浮現了滿園春色。「楊柳風」：風是看不見、摸不到的，但因為春風拂過，楊柳抽出了新綠的嫩芽、隨風搖曳。詩人把「觸覺的微風</w:t>
+      </w:r>
+      <w:proofErr w:type="gramStart"/>
+      <w:r>
+        <w:rPr>
+          <w:rFonts w:hint="eastAsia"/>
+          <w:szCs w:val="28"/>
+        </w:rPr>
+        <w:t>不</w:t>
+      </w:r>
+      <w:proofErr w:type="gramEnd"/>
+      <w:r>
+        <w:rPr>
+          <w:rFonts w:hint="eastAsia"/>
+          <w:szCs w:val="28"/>
+        </w:rPr>
+        <w:t>寒」與「視覺的嫩綠楊柳」結合。當風吹在臉上時，你彷彿能「摸」到楊柳的輕柔與綠意。這之所以「高級」，是因為詩人不需要直接去寫「春天的顏色」，而是借由風和雨的觸感，在讀者的腦海中自動勾勒出「紅（杏花）綠（楊柳）相映」的視覺畫面。這種讓「觸覺」和「視覺」在心理上產生深度共鳴、不著(</w:t>
+      </w:r>
+      <w:proofErr w:type="gramStart"/>
+      <w:r>
+        <w:rPr>
+          <w:rFonts w:hint="eastAsia"/>
+          <w:color w:val="FF0000"/>
+          <w:sz w:val="16"/>
+          <w:szCs w:val="16"/>
+        </w:rPr>
+        <w:t>ㄓㄨㄛˊ</w:t>
+      </w:r>
+      <w:proofErr w:type="gramEnd"/>
+      <w:r>
+        <w:rPr>
+          <w:rFonts w:hint="eastAsia"/>
+          <w:szCs w:val="28"/>
+        </w:rPr>
+        <w:t>)痕跡的挪移手法，就是文學中極具美感的</w:t>
+      </w:r>
+      <w:proofErr w:type="gramStart"/>
+      <w:r>
+        <w:rPr>
+          <w:rFonts w:hint="eastAsia"/>
+          <w:szCs w:val="28"/>
+        </w:rPr>
+        <w:t>高級通感</w:t>
+      </w:r>
+      <w:proofErr w:type="gramEnd"/>
+      <w:r>
+        <w:rPr>
+          <w:rFonts w:hint="eastAsia"/>
+          <w:szCs w:val="28"/>
+        </w:rPr>
+        <w:t>。</w:t>
       </w:r>
     </w:p>
     <w:p>
@@ -2265,25 +2479,221 @@
         <w:pStyle w:val="a9"/>
         <w:numPr>
           <w:ilvl w:val="0"/>
-          <w:numId w:val="37"/>
+          <w:numId w:val="14"/>
         </w:numPr>
         <w:spacing w:after="0" w:line="480" w:lineRule="exact"/>
-        <w:ind w:leftChars="0" w:right="0"/>
-        <w:rPr>
-          <w:szCs w:val="28"/>
-        </w:rPr>
-      </w:pPr>
-      <w:r>
-        <w:rPr>
-          <w:rFonts w:hint="eastAsia"/>
-          <w:szCs w:val="28"/>
-        </w:rPr>
-        <w:t>形容文采風流、舉止灑脫的樣子。【例】風度翩翩、翩翩公子</w:t>
+        <w:ind w:leftChars="0" w:left="284" w:right="0" w:hanging="426"/>
+        <w:jc w:val="both"/>
+        <w:rPr>
+          <w:szCs w:val="28"/>
+        </w:rPr>
+      </w:pPr>
+      <w:r>
+        <w:rPr>
+          <w:rFonts w:hint="eastAsia"/>
+          <w:szCs w:val="28"/>
+        </w:rPr>
+        <w:t>枯槁</w:t>
+      </w:r>
+      <w:r>
+        <w:rPr>
+          <w:rFonts w:hint="eastAsia"/>
+          <w:bCs/>
+          <w:szCs w:val="28"/>
+        </w:rPr>
+        <w:t>(</w:t>
+      </w:r>
+      <w:proofErr w:type="gramStart"/>
+      <w:r>
+        <w:rPr>
+          <w:rFonts w:hint="eastAsia"/>
+          <w:bCs/>
+          <w:color w:val="FF0000"/>
+          <w:sz w:val="16"/>
+          <w:szCs w:val="16"/>
+        </w:rPr>
+        <w:t>ㄍㄠˇ</w:t>
+      </w:r>
+      <w:proofErr w:type="gramEnd"/>
+      <w:r>
+        <w:rPr>
+          <w:rFonts w:hint="eastAsia"/>
+          <w:bCs/>
+          <w:szCs w:val="28"/>
+        </w:rPr>
+        <w:t>)</w:t>
+      </w:r>
+      <w:r>
+        <w:rPr>
+          <w:rFonts w:hint="eastAsia"/>
+          <w:szCs w:val="28"/>
+        </w:rPr>
+        <w:t>：</w:t>
+      </w:r>
+      <w:r>
+        <w:rPr>
+          <w:rFonts w:hint="eastAsia"/>
+          <w:szCs w:val="28"/>
+        </w:rPr>
+        <w:t>形容人的外貌或精神極度憔悴、消瘦，毫無生氣與血色。</w:t>
+      </w:r>
+    </w:p>
+    <w:p>
+      <w:pPr>
+        <w:pStyle w:val="a9"/>
+        <w:numPr>
+          <w:ilvl w:val="0"/>
+          <w:numId w:val="14"/>
+        </w:numPr>
+        <w:spacing w:after="0" w:line="480" w:lineRule="exact"/>
+        <w:ind w:leftChars="0" w:left="284" w:right="0" w:hanging="426"/>
+        <w:jc w:val="both"/>
+        <w:rPr>
+          <w:szCs w:val="28"/>
+        </w:rPr>
+      </w:pPr>
+      <w:proofErr w:type="gramStart"/>
+      <w:r>
+        <w:rPr>
+          <w:rFonts w:hint="eastAsia"/>
+          <w:szCs w:val="28"/>
+        </w:rPr>
+        <w:t>禪相</w:t>
+      </w:r>
+      <w:proofErr w:type="gramEnd"/>
+      <w:r>
+        <w:rPr>
+          <w:rFonts w:hint="eastAsia"/>
+          <w:szCs w:val="28"/>
+        </w:rPr>
+        <w:t>：</w:t>
+      </w:r>
+      <w:r>
+        <w:rPr>
+          <w:rFonts w:hint="eastAsia"/>
+          <w:szCs w:val="28"/>
+        </w:rPr>
+        <w:t>指修行人流露出來的宗教氣質、說教感，或是刻意表現出看破紅塵、與</w:t>
+      </w:r>
+      <w:proofErr w:type="gramStart"/>
+      <w:r>
+        <w:rPr>
+          <w:rFonts w:hint="eastAsia"/>
+          <w:szCs w:val="28"/>
+        </w:rPr>
+        <w:t>世</w:t>
+      </w:r>
+      <w:proofErr w:type="gramEnd"/>
+      <w:r>
+        <w:rPr>
+          <w:rFonts w:hint="eastAsia"/>
+          <w:szCs w:val="28"/>
+        </w:rPr>
+        <w:t>隔絕的嚴肅神態。在文學評論中，如果說一首詩「</w:t>
+      </w:r>
+      <w:proofErr w:type="gramStart"/>
+      <w:r>
+        <w:rPr>
+          <w:rFonts w:hint="eastAsia"/>
+          <w:szCs w:val="28"/>
+        </w:rPr>
+        <w:t>有禪相</w:t>
+      </w:r>
+      <w:proofErr w:type="gramEnd"/>
+      <w:r>
+        <w:rPr>
+          <w:rFonts w:hint="eastAsia"/>
+          <w:szCs w:val="28"/>
+        </w:rPr>
+        <w:t>」或「</w:t>
+      </w:r>
+      <w:proofErr w:type="gramStart"/>
+      <w:r>
+        <w:rPr>
+          <w:rFonts w:hint="eastAsia"/>
+          <w:szCs w:val="28"/>
+        </w:rPr>
+        <w:t>落入禪相</w:t>
+      </w:r>
+      <w:proofErr w:type="gramEnd"/>
+      <w:r>
+        <w:rPr>
+          <w:rFonts w:hint="eastAsia"/>
+          <w:szCs w:val="28"/>
+        </w:rPr>
+        <w:t>」，通常是指這首詩說教味太重、太</w:t>
+      </w:r>
+      <w:proofErr w:type="gramStart"/>
+      <w:r>
+        <w:rPr>
+          <w:rFonts w:hint="eastAsia"/>
+          <w:szCs w:val="28"/>
+        </w:rPr>
+        <w:t>刻意講佛理</w:t>
+      </w:r>
+      <w:proofErr w:type="gramEnd"/>
+      <w:r>
+        <w:rPr>
+          <w:rFonts w:hint="eastAsia"/>
+          <w:szCs w:val="28"/>
+        </w:rPr>
+        <w:t>，反而失去了文學的自然美感。</w:t>
+      </w:r>
+    </w:p>
+    <w:p>
+      <w:pPr>
+        <w:pStyle w:val="a9"/>
+        <w:spacing w:after="0" w:line="480" w:lineRule="exact"/>
+        <w:ind w:leftChars="0" w:left="284" w:right="0" w:firstLine="0"/>
+        <w:jc w:val="both"/>
+        <w:rPr>
+          <w:rFonts w:hint="eastAsia"/>
+          <w:szCs w:val="28"/>
+        </w:rPr>
+      </w:pPr>
+      <w:r>
+        <w:rPr>
+          <w:rFonts w:hint="eastAsia"/>
+          <w:szCs w:val="28"/>
+        </w:rPr>
+        <w:t>「沒有枯槁</w:t>
+      </w:r>
+      <w:proofErr w:type="gramStart"/>
+      <w:r>
+        <w:rPr>
+          <w:rFonts w:hint="eastAsia"/>
+          <w:szCs w:val="28"/>
+        </w:rPr>
+        <w:t>的禪相</w:t>
+      </w:r>
+      <w:proofErr w:type="gramEnd"/>
+      <w:r>
+        <w:rPr>
+          <w:rFonts w:hint="eastAsia"/>
+          <w:szCs w:val="28"/>
+        </w:rPr>
+        <w:t>」是極高的稱讚。意思是</w:t>
+      </w:r>
+      <w:r>
+        <w:rPr>
+          <w:rFonts w:hint="eastAsia"/>
+          <w:szCs w:val="28"/>
+          <w:u w:val="single"/>
+        </w:rPr>
+        <w:t>志南</w:t>
+      </w:r>
+      <w:r>
+        <w:rPr>
+          <w:rFonts w:hint="eastAsia"/>
+          <w:szCs w:val="28"/>
+        </w:rPr>
+        <w:t>和尚雖然是個和尚，但他的詩裡完全沒有那種死板、嚴肅、滿口大道理的宗教說教感，反而充滿了對大自然春光的熱愛，非常平易近人。</w:t>
       </w:r>
     </w:p>
     <w:sectPr>
+      <w:footerReference w:type="default" r:id="rId9"/>
       <w:pgSz w:w="11906" w:h="16838"/>
-      <w:pgMar w:top="567" w:right="851" w:bottom="567" w:left="851" w:header="567" w:footer="283" w:gutter="0"/>
+      <w:pgMar w:top="567" w:right="851" w:bottom="567" w:left="851" w:header="567" w:footer="0" w:gutter="0"/>
       <w:cols w:space="720"/>
       <w:docGrid w:linePitch="381"/>
     </w:sectPr>
@@ -2292,7 +2702,7 @@
 </file>
 
 <file path=word/endnotes.xml><?xml version="1.0" encoding="utf-8"?>
-<w:endnotes xmlns:wpc="http://schemas.microsoft.com/office/word/2010/wordprocessingCanvas" xmlns:cx="http://schemas.microsoft.com/office/drawing/2014/chartex" xmlns:cx1="http://schemas.microsoft.com/office/drawing/2015/9/8/chartex" xmlns:cx2="http://schemas.microsoft.com/office/drawing/2015/10/21/chartex" xmlns:cx3="http://schemas.microsoft.com/office/drawing/2016/5/9/chartex" xmlns:cx4="http://schemas.microsoft.com/office/drawing/2016/5/10/chartex" xmlns:cx5="http://schemas.microsoft.com/office/drawing/2016/5/11/chartex" xmlns:cx6="http://schemas.microsoft.com/office/drawing/2016/5/12/chartex" xmlns:cx7="http://schemas.microsoft.com/office/drawing/2016/5/13/chartex" xmlns:cx8="http://schemas.microsoft.com/office/drawing/2016/5/14/chartex" xmlns:mc="http://schemas.openxmlformats.org/markup-compatibility/2006" xmlns:aink="http://schemas.microsoft.com/office/drawing/2016/ink" xmlns:am3d="http://schemas.microsoft.com/office/drawing/2017/model3d" xmlns:o="urn:schemas-microsoft-com:office:office" xmlns:oel="http://schemas.microsoft.com/office/2019/extlst" xmlns:r="http://schemas.openxmlformats.org/officeDocument/2006/relationships" xmlns:m="http://schemas.openxmlformats.org/officeDocument/2006/math" xmlns:v="urn:schemas-microsoft-com:vml" xmlns:wp14="http://schemas.microsoft.com/office/word/2010/wordprocessingDrawing" xmlns:wp="http://schemas.openxmlformats.org/drawingml/2006/wordprocessingDrawing" xmlns:w10="urn:schemas-microsoft-com:office:word" xmlns:w="http://schemas.openxmlformats.org/wordprocessingml/2006/main" xmlns:w14="http://schemas.microsoft.com/office/word/2010/wordml" xmlns:w15="http://schemas.microsoft.com/office/word/2012/wordml" xmlns:w16cex="http://schemas.microsoft.com/office/word/2018/wordml/cex" xmlns:w16cid="http://schemas.microsoft.com/office/word/2016/wordml/cid" xmlns:w16="http://schemas.microsoft.com/office/word/2018/wordml" xmlns:w16du="http://schemas.microsoft.com/office/word/2023/wordml/word16du" xmlns:w16sdtdh="http://schemas.microsoft.com/office/word/2020/wordml/sdtdatahash" xmlns:w16se="http://schemas.microsoft.com/office/word/2015/wordml/symex" xmlns:wpg="http://schemas.microsoft.com/office/word/2010/wordprocessingGroup" xmlns:wpi="http://schemas.microsoft.com/office/word/2010/wordprocessingInk" xmlns:wne="http://schemas.microsoft.com/office/word/2006/wordml" xmlns:wps="http://schemas.microsoft.com/office/word/2010/wordprocessingShape" mc:Ignorable="w14 w15 w16se w16cid w16 w16cex w16sdtdh wp14">
+<w:endnotes xmlns:wpc="http://schemas.microsoft.com/office/word/2010/wordprocessingCanvas" xmlns:cx="http://schemas.microsoft.com/office/drawing/2014/chartex" xmlns:cx1="http://schemas.microsoft.com/office/drawing/2015/9/8/chartex" xmlns:cx2="http://schemas.microsoft.com/office/drawing/2015/10/21/chartex" xmlns:cx3="http://schemas.microsoft.com/office/drawing/2016/5/9/chartex" xmlns:cx4="http://schemas.microsoft.com/office/drawing/2016/5/10/chartex" xmlns:cx5="http://schemas.microsoft.com/office/drawing/2016/5/11/chartex" xmlns:cx6="http://schemas.microsoft.com/office/drawing/2016/5/12/chartex" xmlns:cx7="http://schemas.microsoft.com/office/drawing/2016/5/13/chartex" xmlns:cx8="http://schemas.microsoft.com/office/drawing/2016/5/14/chartex" xmlns:mc="http://schemas.openxmlformats.org/markup-compatibility/2006" xmlns:aink="http://schemas.microsoft.com/office/drawing/2016/ink" xmlns:am3d="http://schemas.microsoft.com/office/drawing/2017/model3d" xmlns:o="urn:schemas-microsoft-com:office:office" xmlns:r="http://schemas.openxmlformats.org/officeDocument/2006/relationships" xmlns:m="http://schemas.openxmlformats.org/officeDocument/2006/math" xmlns:v="urn:schemas-microsoft-com:vml" xmlns:wp14="http://schemas.microsoft.com/office/word/2010/wordprocessingDrawing" xmlns:wp="http://schemas.openxmlformats.org/drawingml/2006/wordprocessingDrawing" xmlns:w10="urn:schemas-microsoft-com:office:word" xmlns:w="http://schemas.openxmlformats.org/wordprocessingml/2006/main" xmlns:w14="http://schemas.microsoft.com/office/word/2010/wordml" xmlns:w15="http://schemas.microsoft.com/office/word/2012/wordml" xmlns:w16cex="http://schemas.microsoft.com/office/word/2018/wordml/cex" xmlns:w16cid="http://schemas.microsoft.com/office/word/2016/wordml/cid" xmlns:w16="http://schemas.microsoft.com/office/word/2018/wordml" xmlns:w16sdtdh="http://schemas.microsoft.com/office/word/2020/wordml/sdtdatahash" xmlns:w16se="http://schemas.microsoft.com/office/word/2015/wordml/symex" xmlns:wpg="http://schemas.microsoft.com/office/word/2010/wordprocessingGroup" xmlns:wpi="http://schemas.microsoft.com/office/word/2010/wordprocessingInk" xmlns:wne="http://schemas.microsoft.com/office/word/2006/wordml" xmlns:wps="http://schemas.microsoft.com/office/word/2010/wordprocessingShape" mc:Ignorable="w14 w15 w16se w16cid w16 w16cex w16sdtdh wp14">
   <w:endnote w:type="separator" w:id="-1">
     <w:p>
       <w:pPr>
@@ -2317,7 +2727,7 @@
 </file>
 
 <file path=word/footer1.xml><?xml version="1.0" encoding="utf-8"?>
-<w:ftr xmlns:wpc="http://schemas.microsoft.com/office/word/2010/wordprocessingCanvas" xmlns:cx="http://schemas.microsoft.com/office/drawing/2014/chartex" xmlns:cx1="http://schemas.microsoft.com/office/drawing/2015/9/8/chartex" xmlns:cx2="http://schemas.microsoft.com/office/drawing/2015/10/21/chartex" xmlns:cx3="http://schemas.microsoft.com/office/drawing/2016/5/9/chartex" xmlns:cx4="http://schemas.microsoft.com/office/drawing/2016/5/10/chartex" xmlns:cx5="http://schemas.microsoft.com/office/drawing/2016/5/11/chartex" xmlns:cx6="http://schemas.microsoft.com/office/drawing/2016/5/12/chartex" xmlns:cx7="http://schemas.microsoft.com/office/drawing/2016/5/13/chartex" xmlns:cx8="http://schemas.microsoft.com/office/drawing/2016/5/14/chartex" xmlns:mc="http://schemas.openxmlformats.org/markup-compatibility/2006" xmlns:aink="http://schemas.microsoft.com/office/drawing/2016/ink" xmlns:am3d="http://schemas.microsoft.com/office/drawing/2017/model3d" xmlns:o="urn:schemas-microsoft-com:office:office" xmlns:oel="http://schemas.microsoft.com/office/2019/extlst" xmlns:r="http://schemas.openxmlformats.org/officeDocument/2006/relationships" xmlns:m="http://schemas.openxmlformats.org/officeDocument/2006/math" xmlns:v="urn:schemas-microsoft-com:vml" xmlns:wp14="http://schemas.microsoft.com/office/word/2010/wordprocessingDrawing" xmlns:wp="http://schemas.openxmlformats.org/drawingml/2006/wordprocessingDrawing" xmlns:w10="urn:schemas-microsoft-com:office:word" xmlns:w="http://schemas.openxmlformats.org/wordprocessingml/2006/main" xmlns:w14="http://schemas.microsoft.com/office/word/2010/wordml" xmlns:w15="http://schemas.microsoft.com/office/word/2012/wordml" xmlns:w16cex="http://schemas.microsoft.com/office/word/2018/wordml/cex" xmlns:w16cid="http://schemas.microsoft.com/office/word/2016/wordml/cid" xmlns:w16="http://schemas.microsoft.com/office/word/2018/wordml" xmlns:w16du="http://schemas.microsoft.com/office/word/2023/wordml/word16du" xmlns:w16sdtdh="http://schemas.microsoft.com/office/word/2020/wordml/sdtdatahash" xmlns:w16se="http://schemas.microsoft.com/office/word/2015/wordml/symex" xmlns:wpg="http://schemas.microsoft.com/office/word/2010/wordprocessingGroup" xmlns:wpi="http://schemas.microsoft.com/office/word/2010/wordprocessingInk" xmlns:wne="http://schemas.microsoft.com/office/word/2006/wordml" xmlns:wps="http://schemas.microsoft.com/office/word/2010/wordprocessingShape" mc:Ignorable="w14 w15 w16se w16cid w16 w16cex w16sdtdh wp14">
+<w:ftr xmlns:wpc="http://schemas.microsoft.com/office/word/2010/wordprocessingCanvas" xmlns:cx="http://schemas.microsoft.com/office/drawing/2014/chartex" xmlns:cx1="http://schemas.microsoft.com/office/drawing/2015/9/8/chartex" xmlns:cx2="http://schemas.microsoft.com/office/drawing/2015/10/21/chartex" xmlns:cx3="http://schemas.microsoft.com/office/drawing/2016/5/9/chartex" xmlns:cx4="http://schemas.microsoft.com/office/drawing/2016/5/10/chartex" xmlns:cx5="http://schemas.microsoft.com/office/drawing/2016/5/11/chartex" xmlns:cx6="http://schemas.microsoft.com/office/drawing/2016/5/12/chartex" xmlns:cx7="http://schemas.microsoft.com/office/drawing/2016/5/13/chartex" xmlns:cx8="http://schemas.microsoft.com/office/drawing/2016/5/14/chartex" xmlns:mc="http://schemas.openxmlformats.org/markup-compatibility/2006" xmlns:aink="http://schemas.microsoft.com/office/drawing/2016/ink" xmlns:am3d="http://schemas.microsoft.com/office/drawing/2017/model3d" xmlns:o="urn:schemas-microsoft-com:office:office" xmlns:r="http://schemas.openxmlformats.org/officeDocument/2006/relationships" xmlns:m="http://schemas.openxmlformats.org/officeDocument/2006/math" xmlns:v="urn:schemas-microsoft-com:vml" xmlns:wp14="http://schemas.microsoft.com/office/word/2010/wordprocessingDrawing" xmlns:wp="http://schemas.openxmlformats.org/drawingml/2006/wordprocessingDrawing" xmlns:w10="urn:schemas-microsoft-com:office:word" xmlns:w="http://schemas.openxmlformats.org/wordprocessingml/2006/main" xmlns:w14="http://schemas.microsoft.com/office/word/2010/wordml" xmlns:w15="http://schemas.microsoft.com/office/word/2012/wordml" xmlns:w16cex="http://schemas.microsoft.com/office/word/2018/wordml/cex" xmlns:w16cid="http://schemas.microsoft.com/office/word/2016/wordml/cid" xmlns:w16="http://schemas.microsoft.com/office/word/2018/wordml" xmlns:w16sdtdh="http://schemas.microsoft.com/office/word/2020/wordml/sdtdatahash" xmlns:w16se="http://schemas.microsoft.com/office/word/2015/wordml/symex" xmlns:wpg="http://schemas.microsoft.com/office/word/2010/wordprocessingGroup" xmlns:wpi="http://schemas.microsoft.com/office/word/2010/wordprocessingInk" xmlns:wne="http://schemas.microsoft.com/office/word/2006/wordml" xmlns:wps="http://schemas.microsoft.com/office/word/2010/wordprocessingShape" mc:Ignorable="w14 w15 w16se w16cid w16 w16cex w16sdtdh wp14">
   <w:sdt>
     <w:sdtPr>
       <w:id w:val="1495451635"/>
@@ -2326,10 +2736,12 @@
         <w:docPartUnique/>
       </w:docPartObj>
     </w:sdtPr>
+    <w:sdtEndPr/>
     <w:sdtContent>
       <w:p>
         <w:pPr>
           <w:pStyle w:val="a5"/>
+          <w:ind w:right="-2"/>
           <w:jc w:val="right"/>
         </w:pPr>
         <w:proofErr w:type="gramStart"/>
@@ -2376,7 +2788,7 @@
 </file>
 
 <file path=word/footnotes.xml><?xml version="1.0" encoding="utf-8"?>
-<w:footnotes xmlns:wpc="http://schemas.microsoft.com/office/word/2010/wordprocessingCanvas" xmlns:cx="http://schemas.microsoft.com/office/drawing/2014/chartex" xmlns:cx1="http://schemas.microsoft.com/office/drawing/2015/9/8/chartex" xmlns:cx2="http://schemas.microsoft.com/office/drawing/2015/10/21/chartex" xmlns:cx3="http://schemas.microsoft.com/office/drawing/2016/5/9/chartex" xmlns:cx4="http://schemas.microsoft.com/office/drawing/2016/5/10/chartex" xmlns:cx5="http://schemas.microsoft.com/office/drawing/2016/5/11/chartex" xmlns:cx6="http://schemas.microsoft.com/office/drawing/2016/5/12/chartex" xmlns:cx7="http://schemas.microsoft.com/office/drawing/2016/5/13/chartex" xmlns:cx8="http://schemas.microsoft.com/office/drawing/2016/5/14/chartex" xmlns:mc="http://schemas.openxmlformats.org/markup-compatibility/2006" xmlns:aink="http://schemas.microsoft.com/office/drawing/2016/ink" xmlns:am3d="http://schemas.microsoft.com/office/drawing/2017/model3d" xmlns:o="urn:schemas-microsoft-com:office:office" xmlns:oel="http://schemas.microsoft.com/office/2019/extlst" xmlns:r="http://schemas.openxmlformats.org/officeDocument/2006/relationships" xmlns:m="http://schemas.openxmlformats.org/officeDocument/2006/math" xmlns:v="urn:schemas-microsoft-com:vml" xmlns:wp14="http://schemas.microsoft.com/office/word/2010/wordprocessingDrawing" xmlns:wp="http://schemas.openxmlformats.org/drawingml/2006/wordprocessingDrawing" xmlns:w10="urn:schemas-microsoft-com:office:word" xmlns:w="http://schemas.openxmlformats.org/wordprocessingml/2006/main" xmlns:w14="http://schemas.microsoft.com/office/word/2010/wordml" xmlns:w15="http://schemas.microsoft.com/office/word/2012/wordml" xmlns:w16cex="http://schemas.microsoft.com/office/word/2018/wordml/cex" xmlns:w16cid="http://schemas.microsoft.com/office/word/2016/wordml/cid" xmlns:w16="http://schemas.microsoft.com/office/word/2018/wordml" xmlns:w16du="http://schemas.microsoft.com/office/word/2023/wordml/word16du" xmlns:w16sdtdh="http://schemas.microsoft.com/office/word/2020/wordml/sdtdatahash" xmlns:w16se="http://schemas.microsoft.com/office/word/2015/wordml/symex" xmlns:wpg="http://schemas.microsoft.com/office/word/2010/wordprocessingGroup" xmlns:wpi="http://schemas.microsoft.com/office/word/2010/wordprocessingInk" xmlns:wne="http://schemas.microsoft.com/office/word/2006/wordml" xmlns:wps="http://schemas.microsoft.com/office/word/2010/wordprocessingShape" mc:Ignorable="w14 w15 w16se w16cid w16 w16cex w16sdtdh wp14">
+<w:footnotes xmlns:wpc="http://schemas.microsoft.com/office/word/2010/wordprocessingCanvas" xmlns:cx="http://schemas.microsoft.com/office/drawing/2014/chartex" xmlns:cx1="http://schemas.microsoft.com/office/drawing/2015/9/8/chartex" xmlns:cx2="http://schemas.microsoft.com/office/drawing/2015/10/21/chartex" xmlns:cx3="http://schemas.microsoft.com/office/drawing/2016/5/9/chartex" xmlns:cx4="http://schemas.microsoft.com/office/drawing/2016/5/10/chartex" xmlns:cx5="http://schemas.microsoft.com/office/drawing/2016/5/11/chartex" xmlns:cx6="http://schemas.microsoft.com/office/drawing/2016/5/12/chartex" xmlns:cx7="http://schemas.microsoft.com/office/drawing/2016/5/13/chartex" xmlns:cx8="http://schemas.microsoft.com/office/drawing/2016/5/14/chartex" xmlns:mc="http://schemas.openxmlformats.org/markup-compatibility/2006" xmlns:aink="http://schemas.microsoft.com/office/drawing/2016/ink" xmlns:am3d="http://schemas.microsoft.com/office/drawing/2017/model3d" xmlns:o="urn:schemas-microsoft-com:office:office" xmlns:r="http://schemas.openxmlformats.org/officeDocument/2006/relationships" xmlns:m="http://schemas.openxmlformats.org/officeDocument/2006/math" xmlns:v="urn:schemas-microsoft-com:vml" xmlns:wp14="http://schemas.microsoft.com/office/word/2010/wordprocessingDrawing" xmlns:wp="http://schemas.openxmlformats.org/drawingml/2006/wordprocessingDrawing" xmlns:w10="urn:schemas-microsoft-com:office:word" xmlns:w="http://schemas.openxmlformats.org/wordprocessingml/2006/main" xmlns:w14="http://schemas.microsoft.com/office/word/2010/wordml" xmlns:w15="http://schemas.microsoft.com/office/word/2012/wordml" xmlns:w16cex="http://schemas.microsoft.com/office/word/2018/wordml/cex" xmlns:w16cid="http://schemas.microsoft.com/office/word/2016/wordml/cid" xmlns:w16="http://schemas.microsoft.com/office/word/2018/wordml" xmlns:w16sdtdh="http://schemas.microsoft.com/office/word/2020/wordml/sdtdatahash" xmlns:w16se="http://schemas.microsoft.com/office/word/2015/wordml/symex" xmlns:wpg="http://schemas.microsoft.com/office/word/2010/wordprocessingGroup" xmlns:wpi="http://schemas.microsoft.com/office/word/2010/wordprocessingInk" xmlns:wne="http://schemas.microsoft.com/office/word/2006/wordml" xmlns:wps="http://schemas.microsoft.com/office/word/2010/wordprocessingShape" mc:Ignorable="w14 w15 w16se w16cid w16 w16cex w16sdtdh wp14">
   <w:footnote w:type="separator" w:id="-1">
     <w:p>
       <w:pPr>
@@ -2401,7 +2813,7 @@
 </file>
 
 <file path=word/numbering.xml><?xml version="1.0" encoding="utf-8"?>
-<w:numbering xmlns:wpc="http://schemas.microsoft.com/office/word/2010/wordprocessingCanvas" xmlns:cx="http://schemas.microsoft.com/office/drawing/2014/chartex" xmlns:cx1="http://schemas.microsoft.com/office/drawing/2015/9/8/chartex" xmlns:cx2="http://schemas.microsoft.com/office/drawing/2015/10/21/chartex" xmlns:cx3="http://schemas.microsoft.com/office/drawing/2016/5/9/chartex" xmlns:cx4="http://schemas.microsoft.com/office/drawing/2016/5/10/chartex" xmlns:cx5="http://schemas.microsoft.com/office/drawing/2016/5/11/chartex" xmlns:cx6="http://schemas.microsoft.com/office/drawing/2016/5/12/chartex" xmlns:cx7="http://schemas.microsoft.com/office/drawing/2016/5/13/chartex" xmlns:cx8="http://schemas.microsoft.com/office/drawing/2016/5/14/chartex" xmlns:mc="http://schemas.openxmlformats.org/markup-compatibility/2006" xmlns:aink="http://schemas.microsoft.com/office/drawing/2016/ink" xmlns:am3d="http://schemas.microsoft.com/office/drawing/2017/model3d" xmlns:o="urn:schemas-microsoft-com:office:office" xmlns:oel="http://schemas.microsoft.com/office/2019/extlst" xmlns:r="http://schemas.openxmlformats.org/officeDocument/2006/relationships" xmlns:m="http://schemas.openxmlformats.org/officeDocument/2006/math" xmlns:v="urn:schemas-microsoft-com:vml" xmlns:wp14="http://schemas.microsoft.com/office/word/2010/wordprocessingDrawing" xmlns:wp="http://schemas.openxmlformats.org/drawingml/2006/wordprocessingDrawing" xmlns:w10="urn:schemas-microsoft-com:office:word" xmlns:w="http://schemas.openxmlformats.org/wordprocessingml/2006/main" xmlns:w14="http://schemas.microsoft.com/office/word/2010/wordml" xmlns:w15="http://schemas.microsoft.com/office/word/2012/wordml" xmlns:w16cex="http://schemas.microsoft.com/office/word/2018/wordml/cex" xmlns:w16cid="http://schemas.microsoft.com/office/word/2016/wordml/cid" xmlns:w16="http://schemas.microsoft.com/office/word/2018/wordml" xmlns:w16du="http://schemas.microsoft.com/office/word/2023/wordml/word16du" xmlns:w16sdtdh="http://schemas.microsoft.com/office/word/2020/wordml/sdtdatahash" xmlns:w16se="http://schemas.microsoft.com/office/word/2015/wordml/symex" xmlns:wpg="http://schemas.microsoft.com/office/word/2010/wordprocessingGroup" xmlns:wpi="http://schemas.microsoft.com/office/word/2010/wordprocessingInk" xmlns:wne="http://schemas.microsoft.com/office/word/2006/wordml" xmlns:wps="http://schemas.microsoft.com/office/word/2010/wordprocessingShape" mc:Ignorable="w14 w15 w16se w16cid w16 w16cex w16sdtdh wp14">
+<w:numbering xmlns:wpc="http://schemas.microsoft.com/office/word/2010/wordprocessingCanvas" xmlns:cx="http://schemas.microsoft.com/office/drawing/2014/chartex" xmlns:cx1="http://schemas.microsoft.com/office/drawing/2015/9/8/chartex" xmlns:cx2="http://schemas.microsoft.com/office/drawing/2015/10/21/chartex" xmlns:cx3="http://schemas.microsoft.com/office/drawing/2016/5/9/chartex" xmlns:cx4="http://schemas.microsoft.com/office/drawing/2016/5/10/chartex" xmlns:cx5="http://schemas.microsoft.com/office/drawing/2016/5/11/chartex" xmlns:cx6="http://schemas.microsoft.com/office/drawing/2016/5/12/chartex" xmlns:cx7="http://schemas.microsoft.com/office/drawing/2016/5/13/chartex" xmlns:cx8="http://schemas.microsoft.com/office/drawing/2016/5/14/chartex" xmlns:mc="http://schemas.openxmlformats.org/markup-compatibility/2006" xmlns:aink="http://schemas.microsoft.com/office/drawing/2016/ink" xmlns:am3d="http://schemas.microsoft.com/office/drawing/2017/model3d" xmlns:o="urn:schemas-microsoft-com:office:office" xmlns:r="http://schemas.openxmlformats.org/officeDocument/2006/relationships" xmlns:m="http://schemas.openxmlformats.org/officeDocument/2006/math" xmlns:v="urn:schemas-microsoft-com:vml" xmlns:wp14="http://schemas.microsoft.com/office/word/2010/wordprocessingDrawing" xmlns:wp="http://schemas.openxmlformats.org/drawingml/2006/wordprocessingDrawing" xmlns:w10="urn:schemas-microsoft-com:office:word" xmlns:w="http://schemas.openxmlformats.org/wordprocessingml/2006/main" xmlns:w14="http://schemas.microsoft.com/office/word/2010/wordml" xmlns:w15="http://schemas.microsoft.com/office/word/2012/wordml" xmlns:w16cex="http://schemas.microsoft.com/office/word/2018/wordml/cex" xmlns:w16cid="http://schemas.microsoft.com/office/word/2016/wordml/cid" xmlns:w16="http://schemas.microsoft.com/office/word/2018/wordml" xmlns:w16sdtdh="http://schemas.microsoft.com/office/word/2020/wordml/sdtdatahash" xmlns:w16se="http://schemas.microsoft.com/office/word/2015/wordml/symex" xmlns:wpg="http://schemas.microsoft.com/office/word/2010/wordprocessingGroup" xmlns:wpi="http://schemas.microsoft.com/office/word/2010/wordprocessingInk" xmlns:wne="http://schemas.microsoft.com/office/word/2006/wordml" xmlns:wps="http://schemas.microsoft.com/office/word/2010/wordprocessingShape" mc:Ignorable="w14 w15 w16se w16cid w16 w16cex w16sdtdh wp14">
   <w:abstractNum w:abstractNumId="0" w15:restartNumberingAfterBreak="0">
     <w:nsid w:val="004D26E9"/>
     <w:multiLevelType w:val="hybridMultilevel"/>
@@ -3027,6 +3439,92 @@
     </w:lvl>
   </w:abstractNum>
   <w:abstractNum w:abstractNumId="6" w15:restartNumberingAfterBreak="0">
+    <w:nsid w:val="0E5039E6"/>
+    <w:multiLevelType w:val="hybridMultilevel"/>
+    <w:tmpl w:val="FE546BA0"/>
+    <w:lvl w:ilvl="0" w:tplc="0409000F">
+      <w:start w:val="1"/>
+      <w:numFmt w:val="decimal"/>
+      <w:lvlText w:val="%1."/>
+      <w:lvlJc w:val="left"/>
+      <w:pPr>
+        <w:ind w:left="764" w:hanging="480"/>
+      </w:pPr>
+    </w:lvl>
+    <w:lvl w:ilvl="1" w:tplc="04090019" w:tentative="1">
+      <w:start w:val="1"/>
+      <w:numFmt w:val="ideographTraditional"/>
+      <w:lvlText w:val="%2、"/>
+      <w:lvlJc w:val="left"/>
+      <w:pPr>
+        <w:ind w:left="1244" w:hanging="480"/>
+      </w:pPr>
+    </w:lvl>
+    <w:lvl w:ilvl="2" w:tplc="0409001B" w:tentative="1">
+      <w:start w:val="1"/>
+      <w:numFmt w:val="lowerRoman"/>
+      <w:lvlText w:val="%3."/>
+      <w:lvlJc w:val="right"/>
+      <w:pPr>
+        <w:ind w:left="1724" w:hanging="480"/>
+      </w:pPr>
+    </w:lvl>
+    <w:lvl w:ilvl="3" w:tplc="0409000F" w:tentative="1">
+      <w:start w:val="1"/>
+      <w:numFmt w:val="decimal"/>
+      <w:lvlText w:val="%4."/>
+      <w:lvlJc w:val="left"/>
+      <w:pPr>
+        <w:ind w:left="2204" w:hanging="480"/>
+      </w:pPr>
+    </w:lvl>
+    <w:lvl w:ilvl="4" w:tplc="04090019" w:tentative="1">
+      <w:start w:val="1"/>
+      <w:numFmt w:val="ideographTraditional"/>
+      <w:lvlText w:val="%5、"/>
+      <w:lvlJc w:val="left"/>
+      <w:pPr>
+        <w:ind w:left="2684" w:hanging="480"/>
+      </w:pPr>
+    </w:lvl>
+    <w:lvl w:ilvl="5" w:tplc="0409001B" w:tentative="1">
+      <w:start w:val="1"/>
+      <w:numFmt w:val="lowerRoman"/>
+      <w:lvlText w:val="%6."/>
+      <w:lvlJc w:val="right"/>
+      <w:pPr>
+        <w:ind w:left="3164" w:hanging="480"/>
+      </w:pPr>
+    </w:lvl>
+    <w:lvl w:ilvl="6" w:tplc="0409000F" w:tentative="1">
+      <w:start w:val="1"/>
+      <w:numFmt w:val="decimal"/>
+      <w:lvlText w:val="%7."/>
+      <w:lvlJc w:val="left"/>
+      <w:pPr>
+        <w:ind w:left="3644" w:hanging="480"/>
+      </w:pPr>
+    </w:lvl>
+    <w:lvl w:ilvl="7" w:tplc="04090019" w:tentative="1">
+      <w:start w:val="1"/>
+      <w:numFmt w:val="ideographTraditional"/>
+      <w:lvlText w:val="%8、"/>
+      <w:lvlJc w:val="left"/>
+      <w:pPr>
+        <w:ind w:left="4124" w:hanging="480"/>
+      </w:pPr>
+    </w:lvl>
+    <w:lvl w:ilvl="8" w:tplc="0409001B" w:tentative="1">
+      <w:start w:val="1"/>
+      <w:numFmt w:val="lowerRoman"/>
+      <w:lvlText w:val="%9."/>
+      <w:lvlJc w:val="right"/>
+      <w:pPr>
+        <w:ind w:left="4604" w:hanging="480"/>
+      </w:pPr>
+    </w:lvl>
+  </w:abstractNum>
+  <w:abstractNum w:abstractNumId="7" w15:restartNumberingAfterBreak="0">
     <w:nsid w:val="0E8F458C"/>
     <w:multiLevelType w:val="hybridMultilevel"/>
     <w:tmpl w:val="99BC683A"/>
@@ -3112,7 +3610,7 @@
       </w:pPr>
     </w:lvl>
   </w:abstractNum>
-  <w:abstractNum w:abstractNumId="7" w15:restartNumberingAfterBreak="0">
+  <w:abstractNum w:abstractNumId="8" w15:restartNumberingAfterBreak="0">
     <w:nsid w:val="0F7F2EAD"/>
     <w:multiLevelType w:val="hybridMultilevel"/>
     <w:tmpl w:val="A0D80C02"/>
@@ -3198,7 +3696,7 @@
       </w:pPr>
     </w:lvl>
   </w:abstractNum>
-  <w:abstractNum w:abstractNumId="8" w15:restartNumberingAfterBreak="0">
+  <w:abstractNum w:abstractNumId="9" w15:restartNumberingAfterBreak="0">
     <w:nsid w:val="11C27508"/>
     <w:multiLevelType w:val="hybridMultilevel"/>
     <w:tmpl w:val="0412A47C"/>
@@ -3284,7 +3782,7 @@
       </w:pPr>
     </w:lvl>
   </w:abstractNum>
-  <w:abstractNum w:abstractNumId="9" w15:restartNumberingAfterBreak="0">
+  <w:abstractNum w:abstractNumId="10" w15:restartNumberingAfterBreak="0">
     <w:nsid w:val="1BB474D9"/>
     <w:multiLevelType w:val="hybridMultilevel"/>
     <w:tmpl w:val="01427AA6"/>
@@ -3397,7 +3895,7 @@
       </w:rPr>
     </w:lvl>
   </w:abstractNum>
-  <w:abstractNum w:abstractNumId="10" w15:restartNumberingAfterBreak="0">
+  <w:abstractNum w:abstractNumId="11" w15:restartNumberingAfterBreak="0">
     <w:nsid w:val="1CFF2262"/>
     <w:multiLevelType w:val="hybridMultilevel"/>
     <w:tmpl w:val="A00C7B90"/>
@@ -3510,7 +4008,7 @@
       </w:rPr>
     </w:lvl>
   </w:abstractNum>
-  <w:abstractNum w:abstractNumId="11" w15:restartNumberingAfterBreak="0">
+  <w:abstractNum w:abstractNumId="12" w15:restartNumberingAfterBreak="0">
     <w:nsid w:val="23151F18"/>
     <w:multiLevelType w:val="hybridMultilevel"/>
     <w:tmpl w:val="F65494B0"/>
@@ -3599,7 +4097,7 @@
       </w:pPr>
     </w:lvl>
   </w:abstractNum>
-  <w:abstractNum w:abstractNumId="12" w15:restartNumberingAfterBreak="0">
+  <w:abstractNum w:abstractNumId="13" w15:restartNumberingAfterBreak="0">
     <w:nsid w:val="25295FDB"/>
     <w:multiLevelType w:val="hybridMultilevel"/>
     <w:tmpl w:val="93C4289C"/>
@@ -3712,7 +4210,7 @@
       </w:rPr>
     </w:lvl>
   </w:abstractNum>
-  <w:abstractNum w:abstractNumId="13" w15:restartNumberingAfterBreak="0">
+  <w:abstractNum w:abstractNumId="14" w15:restartNumberingAfterBreak="0">
     <w:nsid w:val="26B659BE"/>
     <w:multiLevelType w:val="hybridMultilevel"/>
     <w:tmpl w:val="325682B6"/>
@@ -3825,7 +4323,7 @@
       </w:rPr>
     </w:lvl>
   </w:abstractNum>
-  <w:abstractNum w:abstractNumId="14" w15:restartNumberingAfterBreak="0">
+  <w:abstractNum w:abstractNumId="15" w15:restartNumberingAfterBreak="0">
     <w:nsid w:val="29205D0F"/>
     <w:multiLevelType w:val="hybridMultilevel"/>
     <w:tmpl w:val="8C32F542"/>
@@ -3938,7 +4436,7 @@
       </w:rPr>
     </w:lvl>
   </w:abstractNum>
-  <w:abstractNum w:abstractNumId="15" w15:restartNumberingAfterBreak="0">
+  <w:abstractNum w:abstractNumId="16" w15:restartNumberingAfterBreak="0">
     <w:nsid w:val="29584AD2"/>
     <w:multiLevelType w:val="hybridMultilevel"/>
     <w:tmpl w:val="18C6B87C"/>
@@ -4027,7 +4525,7 @@
       </w:pPr>
     </w:lvl>
   </w:abstractNum>
-  <w:abstractNum w:abstractNumId="16" w15:restartNumberingAfterBreak="0">
+  <w:abstractNum w:abstractNumId="17" w15:restartNumberingAfterBreak="0">
     <w:nsid w:val="2FCA0C33"/>
     <w:multiLevelType w:val="hybridMultilevel"/>
     <w:tmpl w:val="37C88546"/>
@@ -4140,10 +4638,10 @@
       </w:rPr>
     </w:lvl>
   </w:abstractNum>
-  <w:abstractNum w:abstractNumId="17" w15:restartNumberingAfterBreak="0">
+  <w:abstractNum w:abstractNumId="18" w15:restartNumberingAfterBreak="0">
     <w:nsid w:val="304C02DE"/>
     <w:multiLevelType w:val="hybridMultilevel"/>
-    <w:tmpl w:val="E7FC5706"/>
+    <w:tmpl w:val="EFC4B3E0"/>
     <w:lvl w:ilvl="0" w:tplc="0409000F">
       <w:start w:val="1"/>
       <w:numFmt w:val="decimal"/>
@@ -4226,7 +4724,7 @@
       </w:pPr>
     </w:lvl>
   </w:abstractNum>
-  <w:abstractNum w:abstractNumId="18" w15:restartNumberingAfterBreak="0">
+  <w:abstractNum w:abstractNumId="19" w15:restartNumberingAfterBreak="0">
     <w:nsid w:val="31BB0ED9"/>
     <w:multiLevelType w:val="hybridMultilevel"/>
     <w:tmpl w:val="AA028AF2"/>
@@ -4339,7 +4837,7 @@
       </w:rPr>
     </w:lvl>
   </w:abstractNum>
-  <w:abstractNum w:abstractNumId="19" w15:restartNumberingAfterBreak="0">
+  <w:abstractNum w:abstractNumId="20" w15:restartNumberingAfterBreak="0">
     <w:nsid w:val="322D1D43"/>
     <w:multiLevelType w:val="hybridMultilevel"/>
     <w:tmpl w:val="747070B4"/>
@@ -4428,7 +4926,7 @@
       </w:pPr>
     </w:lvl>
   </w:abstractNum>
-  <w:abstractNum w:abstractNumId="20" w15:restartNumberingAfterBreak="0">
+  <w:abstractNum w:abstractNumId="21" w15:restartNumberingAfterBreak="0">
     <w:nsid w:val="3A080BE8"/>
     <w:multiLevelType w:val="hybridMultilevel"/>
     <w:tmpl w:val="F2564D74"/>
@@ -4541,7 +5039,7 @@
       </w:rPr>
     </w:lvl>
   </w:abstractNum>
-  <w:abstractNum w:abstractNumId="21" w15:restartNumberingAfterBreak="0">
+  <w:abstractNum w:abstractNumId="22" w15:restartNumberingAfterBreak="0">
     <w:nsid w:val="3C0846AA"/>
     <w:multiLevelType w:val="hybridMultilevel"/>
     <w:tmpl w:val="66CC1C0C"/>
@@ -4654,7 +5152,7 @@
       </w:rPr>
     </w:lvl>
   </w:abstractNum>
-  <w:abstractNum w:abstractNumId="22" w15:restartNumberingAfterBreak="0">
+  <w:abstractNum w:abstractNumId="23" w15:restartNumberingAfterBreak="0">
     <w:nsid w:val="3E824855"/>
     <w:multiLevelType w:val="hybridMultilevel"/>
     <w:tmpl w:val="546667B8"/>
@@ -4740,7 +5238,7 @@
       </w:pPr>
     </w:lvl>
   </w:abstractNum>
-  <w:abstractNum w:abstractNumId="23" w15:restartNumberingAfterBreak="0">
+  <w:abstractNum w:abstractNumId="24" w15:restartNumberingAfterBreak="0">
     <w:nsid w:val="454D64C2"/>
     <w:multiLevelType w:val="hybridMultilevel"/>
     <w:tmpl w:val="5AC49A4A"/>
@@ -4826,7 +5324,7 @@
       </w:pPr>
     </w:lvl>
   </w:abstractNum>
-  <w:abstractNum w:abstractNumId="24" w15:restartNumberingAfterBreak="0">
+  <w:abstractNum w:abstractNumId="25" w15:restartNumberingAfterBreak="0">
     <w:nsid w:val="48093445"/>
     <w:multiLevelType w:val="hybridMultilevel"/>
     <w:tmpl w:val="F314D0C6"/>
@@ -4915,7 +5413,7 @@
       </w:pPr>
     </w:lvl>
   </w:abstractNum>
-  <w:abstractNum w:abstractNumId="25" w15:restartNumberingAfterBreak="0">
+  <w:abstractNum w:abstractNumId="26" w15:restartNumberingAfterBreak="0">
     <w:nsid w:val="4B0C6092"/>
     <w:multiLevelType w:val="hybridMultilevel"/>
     <w:tmpl w:val="0B564076"/>
@@ -5001,7 +5499,7 @@
       </w:pPr>
     </w:lvl>
   </w:abstractNum>
-  <w:abstractNum w:abstractNumId="26" w15:restartNumberingAfterBreak="0">
+  <w:abstractNum w:abstractNumId="27" w15:restartNumberingAfterBreak="0">
     <w:nsid w:val="4C453EEA"/>
     <w:multiLevelType w:val="hybridMultilevel"/>
     <w:tmpl w:val="BF0A7390"/>
@@ -5087,7 +5585,7 @@
       </w:pPr>
     </w:lvl>
   </w:abstractNum>
-  <w:abstractNum w:abstractNumId="27" w15:restartNumberingAfterBreak="0">
+  <w:abstractNum w:abstractNumId="28" w15:restartNumberingAfterBreak="0">
     <w:nsid w:val="4D8D6A24"/>
     <w:multiLevelType w:val="hybridMultilevel"/>
     <w:tmpl w:val="B0369C98"/>
@@ -5176,7 +5674,7 @@
       </w:pPr>
     </w:lvl>
   </w:abstractNum>
-  <w:abstractNum w:abstractNumId="28" w15:restartNumberingAfterBreak="0">
+  <w:abstractNum w:abstractNumId="29" w15:restartNumberingAfterBreak="0">
     <w:nsid w:val="545469C8"/>
     <w:multiLevelType w:val="hybridMultilevel"/>
     <w:tmpl w:val="08EECFE6"/>
@@ -5289,7 +5787,7 @@
       </w:rPr>
     </w:lvl>
   </w:abstractNum>
-  <w:abstractNum w:abstractNumId="29" w15:restartNumberingAfterBreak="0">
+  <w:abstractNum w:abstractNumId="30" w15:restartNumberingAfterBreak="0">
     <w:nsid w:val="5EFE7DE2"/>
     <w:multiLevelType w:val="hybridMultilevel"/>
     <w:tmpl w:val="3B0A68E0"/>
@@ -5402,7 +5900,7 @@
       </w:rPr>
     </w:lvl>
   </w:abstractNum>
-  <w:abstractNum w:abstractNumId="30" w15:restartNumberingAfterBreak="0">
+  <w:abstractNum w:abstractNumId="31" w15:restartNumberingAfterBreak="0">
     <w:nsid w:val="5FF200C3"/>
     <w:multiLevelType w:val="hybridMultilevel"/>
     <w:tmpl w:val="035C4DA0"/>
@@ -5491,7 +5989,7 @@
       </w:pPr>
     </w:lvl>
   </w:abstractNum>
-  <w:abstractNum w:abstractNumId="31" w15:restartNumberingAfterBreak="0">
+  <w:abstractNum w:abstractNumId="32" w15:restartNumberingAfterBreak="0">
     <w:nsid w:val="60793F8E"/>
     <w:multiLevelType w:val="hybridMultilevel"/>
     <w:tmpl w:val="BD1437BA"/>
@@ -5604,7 +6102,7 @@
       </w:rPr>
     </w:lvl>
   </w:abstractNum>
-  <w:abstractNum w:abstractNumId="32" w15:restartNumberingAfterBreak="0">
+  <w:abstractNum w:abstractNumId="33" w15:restartNumberingAfterBreak="0">
     <w:nsid w:val="690A63AB"/>
     <w:multiLevelType w:val="hybridMultilevel"/>
     <w:tmpl w:val="EF4CF94E"/>
@@ -5717,7 +6215,7 @@
       </w:rPr>
     </w:lvl>
   </w:abstractNum>
-  <w:abstractNum w:abstractNumId="33" w15:restartNumberingAfterBreak="0">
+  <w:abstractNum w:abstractNumId="34" w15:restartNumberingAfterBreak="0">
     <w:nsid w:val="6F166BDC"/>
     <w:multiLevelType w:val="hybridMultilevel"/>
     <w:tmpl w:val="2ED2A290"/>
@@ -5803,7 +6301,93 @@
       </w:pPr>
     </w:lvl>
   </w:abstractNum>
-  <w:abstractNum w:abstractNumId="34" w15:restartNumberingAfterBreak="0">
+  <w:abstractNum w:abstractNumId="35" w15:restartNumberingAfterBreak="0">
+    <w:nsid w:val="71CF5F47"/>
+    <w:multiLevelType w:val="hybridMultilevel"/>
+    <w:tmpl w:val="1D7EC46C"/>
+    <w:lvl w:ilvl="0" w:tplc="0409000F">
+      <w:start w:val="1"/>
+      <w:numFmt w:val="decimal"/>
+      <w:lvlText w:val="%1."/>
+      <w:lvlJc w:val="left"/>
+      <w:pPr>
+        <w:ind w:left="463" w:hanging="480"/>
+      </w:pPr>
+    </w:lvl>
+    <w:lvl w:ilvl="1" w:tplc="04090019" w:tentative="1">
+      <w:start w:val="1"/>
+      <w:numFmt w:val="ideographTraditional"/>
+      <w:lvlText w:val="%2、"/>
+      <w:lvlJc w:val="left"/>
+      <w:pPr>
+        <w:ind w:left="943" w:hanging="480"/>
+      </w:pPr>
+    </w:lvl>
+    <w:lvl w:ilvl="2" w:tplc="0409001B" w:tentative="1">
+      <w:start w:val="1"/>
+      <w:numFmt w:val="lowerRoman"/>
+      <w:lvlText w:val="%3."/>
+      <w:lvlJc w:val="right"/>
+      <w:pPr>
+        <w:ind w:left="1423" w:hanging="480"/>
+      </w:pPr>
+    </w:lvl>
+    <w:lvl w:ilvl="3" w:tplc="0409000F" w:tentative="1">
+      <w:start w:val="1"/>
+      <w:numFmt w:val="decimal"/>
+      <w:lvlText w:val="%4."/>
+      <w:lvlJc w:val="left"/>
+      <w:pPr>
+        <w:ind w:left="1903" w:hanging="480"/>
+      </w:pPr>
+    </w:lvl>
+    <w:lvl w:ilvl="4" w:tplc="04090019" w:tentative="1">
+      <w:start w:val="1"/>
+      <w:numFmt w:val="ideographTraditional"/>
+      <w:lvlText w:val="%5、"/>
+      <w:lvlJc w:val="left"/>
+      <w:pPr>
+        <w:ind w:left="2383" w:hanging="480"/>
+      </w:pPr>
+    </w:lvl>
+    <w:lvl w:ilvl="5" w:tplc="0409001B" w:tentative="1">
+      <w:start w:val="1"/>
+      <w:numFmt w:val="lowerRoman"/>
+      <w:lvlText w:val="%6."/>
+      <w:lvlJc w:val="right"/>
+      <w:pPr>
+        <w:ind w:left="2863" w:hanging="480"/>
+      </w:pPr>
+    </w:lvl>
+    <w:lvl w:ilvl="6" w:tplc="0409000F" w:tentative="1">
+      <w:start w:val="1"/>
+      <w:numFmt w:val="decimal"/>
+      <w:lvlText w:val="%7."/>
+      <w:lvlJc w:val="left"/>
+      <w:pPr>
+        <w:ind w:left="3343" w:hanging="480"/>
+      </w:pPr>
+    </w:lvl>
+    <w:lvl w:ilvl="7" w:tplc="04090019" w:tentative="1">
+      <w:start w:val="1"/>
+      <w:numFmt w:val="ideographTraditional"/>
+      <w:lvlText w:val="%8、"/>
+      <w:lvlJc w:val="left"/>
+      <w:pPr>
+        <w:ind w:left="3823" w:hanging="480"/>
+      </w:pPr>
+    </w:lvl>
+    <w:lvl w:ilvl="8" w:tplc="0409001B" w:tentative="1">
+      <w:start w:val="1"/>
+      <w:numFmt w:val="lowerRoman"/>
+      <w:lvlText w:val="%9."/>
+      <w:lvlJc w:val="right"/>
+      <w:pPr>
+        <w:ind w:left="4303" w:hanging="480"/>
+      </w:pPr>
+    </w:lvl>
+  </w:abstractNum>
+  <w:abstractNum w:abstractNumId="36" w15:restartNumberingAfterBreak="0">
     <w:nsid w:val="770B3824"/>
     <w:multiLevelType w:val="hybridMultilevel"/>
     <w:tmpl w:val="DC38D608"/>
@@ -5916,7 +6500,7 @@
       </w:rPr>
     </w:lvl>
   </w:abstractNum>
-  <w:abstractNum w:abstractNumId="35" w15:restartNumberingAfterBreak="0">
+  <w:abstractNum w:abstractNumId="37" w15:restartNumberingAfterBreak="0">
     <w:nsid w:val="7AEF7738"/>
     <w:multiLevelType w:val="hybridMultilevel"/>
     <w:tmpl w:val="BD4EF894"/>
@@ -6005,7 +6589,7 @@
       </w:pPr>
     </w:lvl>
   </w:abstractNum>
-  <w:abstractNum w:abstractNumId="36" w15:restartNumberingAfterBreak="0">
+  <w:abstractNum w:abstractNumId="38" w15:restartNumberingAfterBreak="0">
     <w:nsid w:val="7ED21F2D"/>
     <w:multiLevelType w:val="hybridMultilevel"/>
     <w:tmpl w:val="67B28E22"/>
@@ -6091,116 +6675,122 @@
       </w:pPr>
     </w:lvl>
   </w:abstractNum>
-  <w:num w:numId="1" w16cid:durableId="1210453282">
+  <w:num w:numId="1">
+    <w:abstractNumId w:val="32"/>
+  </w:num>
+  <w:num w:numId="2">
+    <w:abstractNumId w:val="11"/>
+  </w:num>
+  <w:num w:numId="3">
+    <w:abstractNumId w:val="2"/>
+  </w:num>
+  <w:num w:numId="4">
+    <w:abstractNumId w:val="16"/>
+  </w:num>
+  <w:num w:numId="5">
+    <w:abstractNumId w:val="24"/>
+  </w:num>
+  <w:num w:numId="6">
+    <w:abstractNumId w:val="36"/>
+  </w:num>
+  <w:num w:numId="7">
+    <w:abstractNumId w:val="8"/>
+  </w:num>
+  <w:num w:numId="8">
+    <w:abstractNumId w:val="38"/>
+  </w:num>
+  <w:num w:numId="9">
+    <w:abstractNumId w:val="26"/>
+  </w:num>
+  <w:num w:numId="10">
     <w:abstractNumId w:val="31"/>
   </w:num>
-  <w:num w:numId="2" w16cid:durableId="1846748138">
+  <w:num w:numId="11">
+    <w:abstractNumId w:val="9"/>
+  </w:num>
+  <w:num w:numId="12">
+    <w:abstractNumId w:val="5"/>
+  </w:num>
+  <w:num w:numId="13">
+    <w:abstractNumId w:val="12"/>
+  </w:num>
+  <w:num w:numId="14">
+    <w:abstractNumId w:val="28"/>
+  </w:num>
+  <w:num w:numId="15">
+    <w:abstractNumId w:val="22"/>
+  </w:num>
+  <w:num w:numId="16">
+    <w:abstractNumId w:val="30"/>
+  </w:num>
+  <w:num w:numId="17">
+    <w:abstractNumId w:val="34"/>
+  </w:num>
+  <w:num w:numId="18">
+    <w:abstractNumId w:val="13"/>
+  </w:num>
+  <w:num w:numId="19">
+    <w:abstractNumId w:val="27"/>
+  </w:num>
+  <w:num w:numId="20">
+    <w:abstractNumId w:val="25"/>
+  </w:num>
+  <w:num w:numId="21">
+    <w:abstractNumId w:val="20"/>
+  </w:num>
+  <w:num w:numId="22">
+    <w:abstractNumId w:val="37"/>
+  </w:num>
+  <w:num w:numId="23">
+    <w:abstractNumId w:val="23"/>
+  </w:num>
+  <w:num w:numId="24">
     <w:abstractNumId w:val="10"/>
   </w:num>
-  <w:num w:numId="3" w16cid:durableId="1837766775">
-    <w:abstractNumId w:val="2"/>
+  <w:num w:numId="25">
+    <w:abstractNumId w:val="7"/>
   </w:num>
-  <w:num w:numId="4" w16cid:durableId="963197599">
+  <w:num w:numId="26">
+    <w:abstractNumId w:val="14"/>
+  </w:num>
+  <w:num w:numId="27">
+    <w:abstractNumId w:val="4"/>
+  </w:num>
+  <w:num w:numId="28">
     <w:abstractNumId w:val="15"/>
   </w:num>
-  <w:num w:numId="5" w16cid:durableId="894854065">
-    <w:abstractNumId w:val="23"/>
+  <w:num w:numId="29">
+    <w:abstractNumId w:val="19"/>
   </w:num>
-  <w:num w:numId="6" w16cid:durableId="2099517338">
-    <w:abstractNumId w:val="34"/>
+  <w:num w:numId="30">
+    <w:abstractNumId w:val="18"/>
   </w:num>
-  <w:num w:numId="7" w16cid:durableId="966399238">
-    <w:abstractNumId w:val="7"/>
+  <w:num w:numId="31">
+    <w:abstractNumId w:val="17"/>
   </w:num>
-  <w:num w:numId="8" w16cid:durableId="1124153664">
-    <w:abstractNumId w:val="36"/>
+  <w:num w:numId="32">
+    <w:abstractNumId w:val="29"/>
   </w:num>
-  <w:num w:numId="9" w16cid:durableId="1097168553">
-    <w:abstractNumId w:val="25"/>
-  </w:num>
-  <w:num w:numId="10" w16cid:durableId="513494210">
-    <w:abstractNumId w:val="30"/>
-  </w:num>
-  <w:num w:numId="11" w16cid:durableId="691957957">
-    <w:abstractNumId w:val="8"/>
-  </w:num>
-  <w:num w:numId="12" w16cid:durableId="1841117271">
-    <w:abstractNumId w:val="5"/>
-  </w:num>
-  <w:num w:numId="13" w16cid:durableId="2037658159">
-    <w:abstractNumId w:val="11"/>
-  </w:num>
-  <w:num w:numId="14" w16cid:durableId="1685790934">
-    <w:abstractNumId w:val="27"/>
-  </w:num>
-  <w:num w:numId="15" w16cid:durableId="554708039">
+  <w:num w:numId="33">
     <w:abstractNumId w:val="21"/>
   </w:num>
-  <w:num w:numId="16" w16cid:durableId="405347494">
-    <w:abstractNumId w:val="29"/>
+  <w:num w:numId="34">
+    <w:abstractNumId w:val="0"/>
   </w:num>
-  <w:num w:numId="17" w16cid:durableId="1996184746">
+  <w:num w:numId="35">
+    <w:abstractNumId w:val="1"/>
+  </w:num>
+  <w:num w:numId="36">
+    <w:abstractNumId w:val="3"/>
+  </w:num>
+  <w:num w:numId="37">
     <w:abstractNumId w:val="33"/>
   </w:num>
-  <w:num w:numId="18" w16cid:durableId="1288004489">
-    <w:abstractNumId w:val="12"/>
-  </w:num>
-  <w:num w:numId="19" w16cid:durableId="2032878428">
-    <w:abstractNumId w:val="26"/>
-  </w:num>
-  <w:num w:numId="20" w16cid:durableId="1852406562">
-    <w:abstractNumId w:val="24"/>
-  </w:num>
-  <w:num w:numId="21" w16cid:durableId="411506730">
-    <w:abstractNumId w:val="19"/>
-  </w:num>
-  <w:num w:numId="22" w16cid:durableId="2050953992">
-    <w:abstractNumId w:val="35"/>
-  </w:num>
-  <w:num w:numId="23" w16cid:durableId="1750881886">
-    <w:abstractNumId w:val="22"/>
-  </w:num>
-  <w:num w:numId="24" w16cid:durableId="227572107">
-    <w:abstractNumId w:val="9"/>
-  </w:num>
-  <w:num w:numId="25" w16cid:durableId="655886202">
+  <w:num w:numId="38">
     <w:abstractNumId w:val="6"/>
   </w:num>
-  <w:num w:numId="26" w16cid:durableId="1787850486">
-    <w:abstractNumId w:val="13"/>
-  </w:num>
-  <w:num w:numId="27" w16cid:durableId="1915780231">
-    <w:abstractNumId w:val="4"/>
-  </w:num>
-  <w:num w:numId="28" w16cid:durableId="1706327025">
-    <w:abstractNumId w:val="14"/>
-  </w:num>
-  <w:num w:numId="29" w16cid:durableId="1285191158">
-    <w:abstractNumId w:val="18"/>
-  </w:num>
-  <w:num w:numId="30" w16cid:durableId="739909394">
-    <w:abstractNumId w:val="17"/>
-  </w:num>
-  <w:num w:numId="31" w16cid:durableId="1145584501">
-    <w:abstractNumId w:val="16"/>
-  </w:num>
-  <w:num w:numId="32" w16cid:durableId="937102785">
-    <w:abstractNumId w:val="28"/>
-  </w:num>
-  <w:num w:numId="33" w16cid:durableId="1782413488">
-    <w:abstractNumId w:val="20"/>
-  </w:num>
-  <w:num w:numId="34" w16cid:durableId="288514154">
-    <w:abstractNumId w:val="0"/>
-  </w:num>
-  <w:num w:numId="35" w16cid:durableId="583220950">
-    <w:abstractNumId w:val="1"/>
-  </w:num>
-  <w:num w:numId="36" w16cid:durableId="65538381">
-    <w:abstractNumId w:val="3"/>
-  </w:num>
-  <w:num w:numId="37" w16cid:durableId="1914705990">
-    <w:abstractNumId w:val="32"/>
+  <w:num w:numId="39">
+    <w:abstractNumId w:val="35"/>
   </w:num>
 </w:numbering>
 </file>
